--- a/handover/Чек-лист_приёмки_МРТ_ТОЧНО.docx
+++ b/handover/Чек-лист_приёмки_МРТ_ТОЧНО.docx
@@ -277,7 +277,7 @@
                 <w:sz w:val="21"/>
                 <w:szCs w:val="21"/>
               </w:rPr>
-              <w:t xml:space="preserve">1.3 (базовая версия + пакеты доработок, итерации 1.1–1.3)</w:t>
+              <w:t xml:space="preserve">1.4 (базовая версия + пакеты доработок, итерации 1.1–1.4)</w:t>
             </w:r>
           </w:p>
         </w:tc>
@@ -4789,7 +4789,7 @@
                 <w:sz w:val="20"/>
                 <w:szCs w:val="20"/>
               </w:rPr>
-              <w:t xml:space="preserve">Создать ЛПУ, затем изменить и удалить тестовую запись.</w:t>
+              <w:t xml:space="preserve">Создать ЛПУ, затем изменить и пометить тестовую запись на удаление.</w:t>
             </w:r>
           </w:p>
         </w:tc>
@@ -4820,7 +4820,7 @@
                 <w:sz w:val="20"/>
                 <w:szCs w:val="20"/>
               </w:rPr>
-              <w:t xml:space="preserve">Кнопки «Создать»/«Изменить» работают; удаление запрашивает подтверждение.</w:t>
+              <w:t xml:space="preserve">Кнопки «Создать»/«Изменить» работают; удаление запрашивает подтверждение и помечает запись «на удаление» (см. раздел «Пометка на удаление»); после проверки верните запись в работу.</w:t>
             </w:r>
           </w:p>
         </w:tc>
@@ -5538,7 +5538,7 @@
                 <w:sz w:val="20"/>
                 <w:szCs w:val="20"/>
               </w:rPr>
-              <w:t xml:space="preserve">«Создать»: заполнить дату, пациента, НВ, ЛПУ; отметить 2 позиции в «Что назначено» и 1 в «Что сделано»; «Куда направление» оставить пустым; сохранить.</w:t>
+              <w:t xml:space="preserve">«Создать»: указать только ФИО пациента; НВ и ЛПУ не заполнять; отметить 2 позиции в «Что назначено»; сохранить.</w:t>
             </w:r>
           </w:p>
         </w:tc>
@@ -5569,7 +5569,7 @@
                 <w:sz w:val="20"/>
                 <w:szCs w:val="20"/>
               </w:rPr>
-              <w:t xml:space="preserve">Заявка создана; «Куда направление» сохранилось как «МРТ ТОЧНО»; состав номенклатуры виден в списке через запятую.</w:t>
+              <w:t xml:space="preserve">Заявка создана (обязательные поля — только «Дата» и «ФИО пациента»); в списке НВ и ЛПУ — «—»; «Куда направление» = «МРТ ТОЧНО»; состав номенклатуры виден через запятую.</w:t>
             </w:r>
           </w:p>
         </w:tc>
@@ -9957,7 +9957,7 @@
                 <w:sz w:val="20"/>
                 <w:szCs w:val="20"/>
               </w:rPr>
-              <w:t xml:space="preserve">В каждом справочнике создать, изменить и удалить тестовую запись (под МП).</w:t>
+              <w:t xml:space="preserve">В каждом справочнике создать, изменить и пометить на удаление тестовую запись (под МП).</w:t>
             </w:r>
           </w:p>
         </w:tc>
@@ -9988,7 +9988,7 @@
                 <w:sz w:val="20"/>
                 <w:szCs w:val="20"/>
               </w:rPr>
-              <w:t xml:space="preserve">Создание/изменение/удаление работают; при попытке удалить используемую запись — деактивация или отказ с пояснением.</w:t>
+              <w:t xml:space="preserve">Создание/изменение работают; удаление помечает запись «на удаление» (см. раздел «Пометка на удаление»); тестовые записи верните в работу.</w:t>
             </w:r>
           </w:p>
         </w:tc>
@@ -10500,7 +10500,7 @@
                 <w:sz w:val="20"/>
                 <w:szCs w:val="20"/>
               </w:rPr>
-              <w:t xml:space="preserve">В «Статусах сотрудничества» задать цвет; в «Специализации» удалить используемое значение.</w:t>
+              <w:t xml:space="preserve">В «Статусах сотрудничества» задать цвет; в «Специализации» пометить на удаление используемое значение.</w:t>
             </w:r>
           </w:p>
         </w:tc>
@@ -10531,7 +10531,7 @@
                 <w:sz w:val="20"/>
                 <w:szCs w:val="20"/>
               </w:rPr>
-              <w:t xml:space="preserve">Цвет применяется к бейджам статусов; используемая специализация деактивируется, а не удаляется.</w:t>
+              <w:t xml:space="preserve">Цвет применяется к бейджам статусов; используемая специализация помечается «на удаление», а не удаляется.</w:t>
             </w:r>
           </w:p>
         </w:tc>
@@ -10637,7 +10637,7 @@
           <w:sz w:val="26"/>
           <w:szCs w:val="26"/>
         </w:rPr>
-        <w:t xml:space="preserve">9. Пользователи</w:t>
+        <w:t xml:space="preserve">9. Пометка на удаление (пакет №4)</w:t>
       </w:r>
     </w:p>
     <w:tbl>
@@ -10887,7 +10887,7 @@
                 <w:sz w:val="20"/>
                 <w:szCs w:val="20"/>
               </w:rPr>
-              <w:t xml:space="preserve">Открыть «Пользователи» (под МП).</w:t>
+              <w:t xml:space="preserve">В справочнике НВ пометить врача на удаление (кнопка корзины → подтвердить).</w:t>
             </w:r>
           </w:p>
         </w:tc>
@@ -10918,7 +10918,7 @@
                 <w:sz w:val="20"/>
                 <w:szCs w:val="20"/>
               </w:rPr>
-              <w:t xml:space="preserve">Список пользователей; сортировка по клику на заголовки столбцов (логин, ФИО, роль).</w:t>
+              <w:t xml:space="preserve">Запись зачёркнута, бейдж «Помечен на удаление»; кнопка удаления заменена на «Вернуть в работу»; запись остаётся видимой в списке.</w:t>
             </w:r>
           </w:p>
         </w:tc>
@@ -11068,7 +11068,7 @@
                 <w:sz w:val="20"/>
                 <w:szCs w:val="20"/>
               </w:rPr>
-              <w:t xml:space="preserve">Создать пользователя с ролью «Оператор» и войти под ним.</w:t>
+              <w:t xml:space="preserve">Открыть «Заявки» → «Создать» и раскрыть список «ФИО НВ».</w:t>
             </w:r>
           </w:p>
         </w:tc>
@@ -11099,7 +11099,7 @@
                 <w:sz w:val="20"/>
                 <w:szCs w:val="20"/>
               </w:rPr>
-              <w:t xml:space="preserve">Новый пользователь входит в систему; видит только разрешённые оператору разделы.</w:t>
+              <w:t xml:space="preserve">Помеченный врач отсутствует в списке; по умолчанию выбран пункт «Не указан».</w:t>
             </w:r>
           </w:p>
         </w:tc>
@@ -11249,7 +11249,7 @@
                 <w:sz w:val="20"/>
                 <w:szCs w:val="20"/>
               </w:rPr>
-              <w:t xml:space="preserve">Удалить тестового пользователя.</w:t>
+              <w:t xml:space="preserve">Проверить списки ЛПУ в форме заявки, в фильтрах календаря и отчётов.</w:t>
             </w:r>
           </w:p>
         </w:tc>
@@ -11280,7 +11280,912 @@
                 <w:sz w:val="20"/>
                 <w:szCs w:val="20"/>
               </w:rPr>
-              <w:t xml:space="preserve">Удаление с подтверждением; вход под удалённой учётной записью невозможен.</w:t>
+              <w:t xml:space="preserve">Помеченные ЛПУ отсутствуют во всех выпадающих списках и фильтрах.</w:t>
+            </w:r>
+          </w:p>
+        </w:tc>
+        <w:tc>
+          <w:tcPr>
+            <w:tcW w:type="pct" w:w="13%"/>
+            <w:tcMar>
+              <w:top w:type="dxa" w:w="60"/>
+              <w:left w:type="dxa" w:w="100"/>
+              <w:bottom w:type="dxa" w:w="60"/>
+              <w:right w:type="dxa" w:w="100"/>
+            </w:tcMar>
+            <w:vAlign w:val="center"/>
+          </w:tcPr>
+          <w:p>
+            <w:pPr>
+              <w:keepNext w:val="false"/>
+              <w:spacing w:after="40" w:before="0"/>
+              <w:jc w:val="left"/>
+            </w:pPr>
+            <w:r>
+              <w:rPr>
+                <w:rFonts w:ascii="Times New Roman" w:cs="Times New Roman" w:eastAsia="Times New Roman" w:hAnsi="Times New Roman"/>
+                <w:b w:val="false"/>
+                <w:bCs w:val="false"/>
+                <w:i w:val="false"/>
+                <w:iCs w:val="false"/>
+                <w:color w:val="000000"/>
+                <w:sz w:val="18"/>
+                <w:szCs w:val="18"/>
+              </w:rPr>
+              <w:t xml:space="preserve">☐ Пройдено</w:t>
+            </w:r>
+          </w:p>
+          <w:p>
+            <w:pPr>
+              <w:keepNext w:val="false"/>
+              <w:spacing w:after="0" w:before="0"/>
+              <w:jc w:val="left"/>
+            </w:pPr>
+            <w:r>
+              <w:rPr>
+                <w:rFonts w:ascii="Times New Roman" w:cs="Times New Roman" w:eastAsia="Times New Roman" w:hAnsi="Times New Roman"/>
+                <w:b w:val="false"/>
+                <w:bCs w:val="false"/>
+                <w:i w:val="false"/>
+                <w:iCs w:val="false"/>
+                <w:color w:val="000000"/>
+                <w:sz w:val="18"/>
+                <w:szCs w:val="18"/>
+              </w:rPr>
+              <w:t xml:space="preserve">☐ Замечание</w:t>
+            </w:r>
+          </w:p>
+        </w:tc>
+        <w:tc>
+          <w:tcPr>
+            <w:tcW w:type="pct" w:w="16%"/>
+            <w:tcMar>
+              <w:top w:type="dxa" w:w="60"/>
+              <w:left w:type="dxa" w:w="100"/>
+              <w:bottom w:type="dxa" w:w="60"/>
+              <w:right w:type="dxa" w:w="100"/>
+            </w:tcMar>
+            <w:vAlign w:val="center"/>
+          </w:tcPr>
+          <w:p>
+            <w:pPr>
+              <w:spacing w:after="40"/>
+              <w:jc w:val="left"/>
+            </w:pPr>
+            <w:r>
+              <w:rPr>
+                <w:rFonts w:ascii="Times New Roman" w:cs="Times New Roman" w:eastAsia="Times New Roman" w:hAnsi="Times New Roman"/>
+                <w:b w:val="false"/>
+                <w:bCs w:val="false"/>
+                <w:i w:val="false"/>
+                <w:iCs w:val="false"/>
+                <w:color w:val="000000"/>
+                <w:sz w:val="20"/>
+                <w:szCs w:val="20"/>
+              </w:rPr>
+              <w:t xml:space="preserve"/>
+            </w:r>
+          </w:p>
+        </w:tc>
+      </w:tr>
+      <w:tr>
+        <w:trPr>
+          <w:cantSplit/>
+        </w:trPr>
+        <w:tc>
+          <w:tcPr>
+            <w:tcW w:type="pct" w:w="6%"/>
+            <w:tcMar>
+              <w:top w:type="dxa" w:w="60"/>
+              <w:left w:type="dxa" w:w="100"/>
+              <w:bottom w:type="dxa" w:w="60"/>
+              <w:right w:type="dxa" w:w="100"/>
+            </w:tcMar>
+            <w:vAlign w:val="center"/>
+          </w:tcPr>
+          <w:p>
+            <w:pPr>
+              <w:spacing w:after="40"/>
+              <w:jc w:val="center"/>
+            </w:pPr>
+            <w:r>
+              <w:rPr>
+                <w:rFonts w:ascii="Times New Roman" w:cs="Times New Roman" w:eastAsia="Times New Roman" w:hAnsi="Times New Roman"/>
+                <w:b w:val="false"/>
+                <w:bCs w:val="false"/>
+                <w:i w:val="false"/>
+                <w:iCs w:val="false"/>
+                <w:color w:val="000000"/>
+                <w:sz w:val="20"/>
+                <w:szCs w:val="20"/>
+              </w:rPr>
+              <w:t xml:space="preserve">4</w:t>
+            </w:r>
+          </w:p>
+        </w:tc>
+        <w:tc>
+          <w:tcPr>
+            <w:tcW w:type="pct" w:w="27%"/>
+            <w:tcMar>
+              <w:top w:type="dxa" w:w="60"/>
+              <w:left w:type="dxa" w:w="100"/>
+              <w:bottom w:type="dxa" w:w="60"/>
+              <w:right w:type="dxa" w:w="100"/>
+            </w:tcMar>
+            <w:vAlign w:val="center"/>
+          </w:tcPr>
+          <w:p>
+            <w:pPr>
+              <w:spacing w:after="40"/>
+              <w:jc w:val="left"/>
+            </w:pPr>
+            <w:r>
+              <w:rPr>
+                <w:rFonts w:ascii="Times New Roman" w:cs="Times New Roman" w:eastAsia="Times New Roman" w:hAnsi="Times New Roman"/>
+                <w:b w:val="false"/>
+                <w:bCs w:val="false"/>
+                <w:i w:val="false"/>
+                <w:iCs w:val="false"/>
+                <w:color w:val="000000"/>
+                <w:sz w:val="20"/>
+                <w:szCs w:val="20"/>
+              </w:rPr>
+              <w:t xml:space="preserve">В карточке помеченного врача открыть привязки ЛПУ и специализаций.</w:t>
+            </w:r>
+          </w:p>
+        </w:tc>
+        <w:tc>
+          <w:tcPr>
+            <w:tcW w:type="pct" w:w="38%"/>
+            <w:tcMar>
+              <w:top w:type="dxa" w:w="60"/>
+              <w:left w:type="dxa" w:w="100"/>
+              <w:bottom w:type="dxa" w:w="60"/>
+              <w:right w:type="dxa" w:w="100"/>
+            </w:tcMar>
+            <w:vAlign w:val="center"/>
+          </w:tcPr>
+          <w:p>
+            <w:pPr>
+              <w:spacing w:after="40"/>
+              <w:jc w:val="left"/>
+            </w:pPr>
+            <w:r>
+              <w:rPr>
+                <w:rFonts w:ascii="Times New Roman" w:cs="Times New Roman" w:eastAsia="Times New Roman" w:hAnsi="Times New Roman"/>
+                <w:b w:val="false"/>
+                <w:bCs w:val="false"/>
+                <w:i w:val="false"/>
+                <w:iCs w:val="false"/>
+                <w:color w:val="000000"/>
+                <w:sz w:val="20"/>
+                <w:szCs w:val="20"/>
+              </w:rPr>
+              <w:t xml:space="preserve">Уже выбранные помеченные значения остаются видимыми (с пометкой); новые помеченные в списках выбора не отображаются.</w:t>
+            </w:r>
+          </w:p>
+        </w:tc>
+        <w:tc>
+          <w:tcPr>
+            <w:tcW w:type="pct" w:w="13%"/>
+            <w:tcMar>
+              <w:top w:type="dxa" w:w="60"/>
+              <w:left w:type="dxa" w:w="100"/>
+              <w:bottom w:type="dxa" w:w="60"/>
+              <w:right w:type="dxa" w:w="100"/>
+            </w:tcMar>
+            <w:vAlign w:val="center"/>
+          </w:tcPr>
+          <w:p>
+            <w:pPr>
+              <w:keepNext w:val="false"/>
+              <w:spacing w:after="40" w:before="0"/>
+              <w:jc w:val="left"/>
+            </w:pPr>
+            <w:r>
+              <w:rPr>
+                <w:rFonts w:ascii="Times New Roman" w:cs="Times New Roman" w:eastAsia="Times New Roman" w:hAnsi="Times New Roman"/>
+                <w:b w:val="false"/>
+                <w:bCs w:val="false"/>
+                <w:i w:val="false"/>
+                <w:iCs w:val="false"/>
+                <w:color w:val="000000"/>
+                <w:sz w:val="18"/>
+                <w:szCs w:val="18"/>
+              </w:rPr>
+              <w:t xml:space="preserve">☐ Пройдено</w:t>
+            </w:r>
+          </w:p>
+          <w:p>
+            <w:pPr>
+              <w:keepNext w:val="false"/>
+              <w:spacing w:after="0" w:before="0"/>
+              <w:jc w:val="left"/>
+            </w:pPr>
+            <w:r>
+              <w:rPr>
+                <w:rFonts w:ascii="Times New Roman" w:cs="Times New Roman" w:eastAsia="Times New Roman" w:hAnsi="Times New Roman"/>
+                <w:b w:val="false"/>
+                <w:bCs w:val="false"/>
+                <w:i w:val="false"/>
+                <w:iCs w:val="false"/>
+                <w:color w:val="000000"/>
+                <w:sz w:val="18"/>
+                <w:szCs w:val="18"/>
+              </w:rPr>
+              <w:t xml:space="preserve">☐ Замечание</w:t>
+            </w:r>
+          </w:p>
+        </w:tc>
+        <w:tc>
+          <w:tcPr>
+            <w:tcW w:type="pct" w:w="16%"/>
+            <w:tcMar>
+              <w:top w:type="dxa" w:w="60"/>
+              <w:left w:type="dxa" w:w="100"/>
+              <w:bottom w:type="dxa" w:w="60"/>
+              <w:right w:type="dxa" w:w="100"/>
+            </w:tcMar>
+            <w:vAlign w:val="center"/>
+          </w:tcPr>
+          <w:p>
+            <w:pPr>
+              <w:spacing w:after="40"/>
+              <w:jc w:val="left"/>
+            </w:pPr>
+            <w:r>
+              <w:rPr>
+                <w:rFonts w:ascii="Times New Roman" w:cs="Times New Roman" w:eastAsia="Times New Roman" w:hAnsi="Times New Roman"/>
+                <w:b w:val="false"/>
+                <w:bCs w:val="false"/>
+                <w:i w:val="false"/>
+                <w:iCs w:val="false"/>
+                <w:color w:val="000000"/>
+                <w:sz w:val="20"/>
+                <w:szCs w:val="20"/>
+              </w:rPr>
+              <w:t xml:space="preserve"/>
+            </w:r>
+          </w:p>
+        </w:tc>
+      </w:tr>
+      <w:tr>
+        <w:trPr>
+          <w:cantSplit/>
+        </w:trPr>
+        <w:tc>
+          <w:tcPr>
+            <w:tcW w:type="pct" w:w="6%"/>
+            <w:tcMar>
+              <w:top w:type="dxa" w:w="60"/>
+              <w:left w:type="dxa" w:w="100"/>
+              <w:bottom w:type="dxa" w:w="60"/>
+              <w:right w:type="dxa" w:w="100"/>
+            </w:tcMar>
+            <w:vAlign w:val="center"/>
+          </w:tcPr>
+          <w:p>
+            <w:pPr>
+              <w:spacing w:after="40"/>
+              <w:jc w:val="center"/>
+            </w:pPr>
+            <w:r>
+              <w:rPr>
+                <w:rFonts w:ascii="Times New Roman" w:cs="Times New Roman" w:eastAsia="Times New Roman" w:hAnsi="Times New Roman"/>
+                <w:b w:val="false"/>
+                <w:bCs w:val="false"/>
+                <w:i w:val="false"/>
+                <w:iCs w:val="false"/>
+                <w:color w:val="000000"/>
+                <w:sz w:val="20"/>
+                <w:szCs w:val="20"/>
+              </w:rPr>
+              <w:t xml:space="preserve">5</w:t>
+            </w:r>
+          </w:p>
+        </w:tc>
+        <w:tc>
+          <w:tcPr>
+            <w:tcW w:type="pct" w:w="27%"/>
+            <w:tcMar>
+              <w:top w:type="dxa" w:w="60"/>
+              <w:left w:type="dxa" w:w="100"/>
+              <w:bottom w:type="dxa" w:w="60"/>
+              <w:right w:type="dxa" w:w="100"/>
+            </w:tcMar>
+            <w:vAlign w:val="center"/>
+          </w:tcPr>
+          <w:p>
+            <w:pPr>
+              <w:spacing w:after="40"/>
+              <w:jc w:val="left"/>
+            </w:pPr>
+            <w:r>
+              <w:rPr>
+                <w:rFonts w:ascii="Times New Roman" w:cs="Times New Roman" w:eastAsia="Times New Roman" w:hAnsi="Times New Roman"/>
+                <w:b w:val="false"/>
+                <w:bCs w:val="false"/>
+                <w:i w:val="false"/>
+                <w:iCs w:val="false"/>
+                <w:color w:val="000000"/>
+                <w:sz w:val="20"/>
+                <w:szCs w:val="20"/>
+              </w:rPr>
+              <w:t xml:space="preserve">Создать заявку, указав только ФИО пациента; обрывочную информацию от пациента записать в «Комментарий» (например, «помню, что врач — женщина, кабинет напротив рецептуры»).</w:t>
+            </w:r>
+          </w:p>
+        </w:tc>
+        <w:tc>
+          <w:tcPr>
+            <w:tcW w:type="pct" w:w="38%"/>
+            <w:tcMar>
+              <w:top w:type="dxa" w:w="60"/>
+              <w:left w:type="dxa" w:w="100"/>
+              <w:bottom w:type="dxa" w:w="60"/>
+              <w:right w:type="dxa" w:w="100"/>
+            </w:tcMar>
+            <w:vAlign w:val="center"/>
+          </w:tcPr>
+          <w:p>
+            <w:pPr>
+              <w:spacing w:after="40"/>
+              <w:jc w:val="left"/>
+            </w:pPr>
+            <w:r>
+              <w:rPr>
+                <w:rFonts w:ascii="Times New Roman" w:cs="Times New Roman" w:eastAsia="Times New Roman" w:hAnsi="Times New Roman"/>
+                <w:b w:val="false"/>
+                <w:bCs w:val="false"/>
+                <w:i w:val="false"/>
+                <w:iCs w:val="false"/>
+                <w:color w:val="000000"/>
+                <w:sz w:val="20"/>
+                <w:szCs w:val="20"/>
+              </w:rPr>
+              <w:t xml:space="preserve">Заявка создана; НВ и ЛПУ — «—»; комментарий сохраняется в карточке; заявка не попадает в «Рейтинг врачей».</w:t>
+            </w:r>
+          </w:p>
+        </w:tc>
+        <w:tc>
+          <w:tcPr>
+            <w:tcW w:type="pct" w:w="13%"/>
+            <w:tcMar>
+              <w:top w:type="dxa" w:w="60"/>
+              <w:left w:type="dxa" w:w="100"/>
+              <w:bottom w:type="dxa" w:w="60"/>
+              <w:right w:type="dxa" w:w="100"/>
+            </w:tcMar>
+            <w:vAlign w:val="center"/>
+          </w:tcPr>
+          <w:p>
+            <w:pPr>
+              <w:keepNext w:val="false"/>
+              <w:spacing w:after="40" w:before="0"/>
+              <w:jc w:val="left"/>
+            </w:pPr>
+            <w:r>
+              <w:rPr>
+                <w:rFonts w:ascii="Times New Roman" w:cs="Times New Roman" w:eastAsia="Times New Roman" w:hAnsi="Times New Roman"/>
+                <w:b w:val="false"/>
+                <w:bCs w:val="false"/>
+                <w:i w:val="false"/>
+                <w:iCs w:val="false"/>
+                <w:color w:val="000000"/>
+                <w:sz w:val="18"/>
+                <w:szCs w:val="18"/>
+              </w:rPr>
+              <w:t xml:space="preserve">☐ Пройдено</w:t>
+            </w:r>
+          </w:p>
+          <w:p>
+            <w:pPr>
+              <w:keepNext w:val="false"/>
+              <w:spacing w:after="0" w:before="0"/>
+              <w:jc w:val="left"/>
+            </w:pPr>
+            <w:r>
+              <w:rPr>
+                <w:rFonts w:ascii="Times New Roman" w:cs="Times New Roman" w:eastAsia="Times New Roman" w:hAnsi="Times New Roman"/>
+                <w:b w:val="false"/>
+                <w:bCs w:val="false"/>
+                <w:i w:val="false"/>
+                <w:iCs w:val="false"/>
+                <w:color w:val="000000"/>
+                <w:sz w:val="18"/>
+                <w:szCs w:val="18"/>
+              </w:rPr>
+              <w:t xml:space="preserve">☐ Замечание</w:t>
+            </w:r>
+          </w:p>
+        </w:tc>
+        <w:tc>
+          <w:tcPr>
+            <w:tcW w:type="pct" w:w="16%"/>
+            <w:tcMar>
+              <w:top w:type="dxa" w:w="60"/>
+              <w:left w:type="dxa" w:w="100"/>
+              <w:bottom w:type="dxa" w:w="60"/>
+              <w:right w:type="dxa" w:w="100"/>
+            </w:tcMar>
+            <w:vAlign w:val="center"/>
+          </w:tcPr>
+          <w:p>
+            <w:pPr>
+              <w:spacing w:after="40"/>
+              <w:jc w:val="left"/>
+            </w:pPr>
+            <w:r>
+              <w:rPr>
+                <w:rFonts w:ascii="Times New Roman" w:cs="Times New Roman" w:eastAsia="Times New Roman" w:hAnsi="Times New Roman"/>
+                <w:b w:val="false"/>
+                <w:bCs w:val="false"/>
+                <w:i w:val="false"/>
+                <w:iCs w:val="false"/>
+                <w:color w:val="000000"/>
+                <w:sz w:val="20"/>
+                <w:szCs w:val="20"/>
+              </w:rPr>
+              <w:t xml:space="preserve"/>
+            </w:r>
+          </w:p>
+        </w:tc>
+      </w:tr>
+      <w:tr>
+        <w:trPr>
+          <w:cantSplit/>
+        </w:trPr>
+        <w:tc>
+          <w:tcPr>
+            <w:tcW w:type="pct" w:w="6%"/>
+            <w:tcMar>
+              <w:top w:type="dxa" w:w="60"/>
+              <w:left w:type="dxa" w:w="100"/>
+              <w:bottom w:type="dxa" w:w="60"/>
+              <w:right w:type="dxa" w:w="100"/>
+            </w:tcMar>
+            <w:vAlign w:val="center"/>
+          </w:tcPr>
+          <w:p>
+            <w:pPr>
+              <w:spacing w:after="40"/>
+              <w:jc w:val="center"/>
+            </w:pPr>
+            <w:r>
+              <w:rPr>
+                <w:rFonts w:ascii="Times New Roman" w:cs="Times New Roman" w:eastAsia="Times New Roman" w:hAnsi="Times New Roman"/>
+                <w:b w:val="false"/>
+                <w:bCs w:val="false"/>
+                <w:i w:val="false"/>
+                <w:iCs w:val="false"/>
+                <w:color w:val="000000"/>
+                <w:sz w:val="20"/>
+                <w:szCs w:val="20"/>
+              </w:rPr>
+              <w:t xml:space="preserve">6</w:t>
+            </w:r>
+          </w:p>
+        </w:tc>
+        <w:tc>
+          <w:tcPr>
+            <w:tcW w:type="pct" w:w="27%"/>
+            <w:tcMar>
+              <w:top w:type="dxa" w:w="60"/>
+              <w:left w:type="dxa" w:w="100"/>
+              <w:bottom w:type="dxa" w:w="60"/>
+              <w:right w:type="dxa" w:w="100"/>
+            </w:tcMar>
+            <w:vAlign w:val="center"/>
+          </w:tcPr>
+          <w:p>
+            <w:pPr>
+              <w:spacing w:after="40"/>
+              <w:jc w:val="left"/>
+            </w:pPr>
+            <w:r>
+              <w:rPr>
+                <w:rFonts w:ascii="Times New Roman" w:cs="Times New Roman" w:eastAsia="Times New Roman" w:hAnsi="Times New Roman"/>
+                <w:b w:val="false"/>
+                <w:bCs w:val="false"/>
+                <w:i w:val="false"/>
+                <w:iCs w:val="false"/>
+                <w:color w:val="000000"/>
+                <w:sz w:val="20"/>
+                <w:szCs w:val="20"/>
+              </w:rPr>
+              <w:t xml:space="preserve">Сформировать отчёт «По обследованиям» за период, включающий заявки без НВ/ЛПУ.</w:t>
+            </w:r>
+          </w:p>
+        </w:tc>
+        <w:tc>
+          <w:tcPr>
+            <w:tcW w:type="pct" w:w="38%"/>
+            <w:tcMar>
+              <w:top w:type="dxa" w:w="60"/>
+              <w:left w:type="dxa" w:w="100"/>
+              <w:bottom w:type="dxa" w:w="60"/>
+              <w:right w:type="dxa" w:w="100"/>
+            </w:tcMar>
+            <w:vAlign w:val="center"/>
+          </w:tcPr>
+          <w:p>
+            <w:pPr>
+              <w:spacing w:after="40"/>
+              <w:jc w:val="left"/>
+            </w:pPr>
+            <w:r>
+              <w:rPr>
+                <w:rFonts w:ascii="Times New Roman" w:cs="Times New Roman" w:eastAsia="Times New Roman" w:hAnsi="Times New Roman"/>
+                <w:b w:val="false"/>
+                <w:bCs w:val="false"/>
+                <w:i w:val="false"/>
+                <w:iCs w:val="false"/>
+                <w:color w:val="000000"/>
+                <w:sz w:val="20"/>
+                <w:szCs w:val="20"/>
+              </w:rPr>
+              <w:t xml:space="preserve">Группы «Без МП» / «Без ЛПУ» отображаются корректно; итоги сходятся.</w:t>
+            </w:r>
+          </w:p>
+        </w:tc>
+        <w:tc>
+          <w:tcPr>
+            <w:tcW w:type="pct" w:w="13%"/>
+            <w:tcMar>
+              <w:top w:type="dxa" w:w="60"/>
+              <w:left w:type="dxa" w:w="100"/>
+              <w:bottom w:type="dxa" w:w="60"/>
+              <w:right w:type="dxa" w:w="100"/>
+            </w:tcMar>
+            <w:vAlign w:val="center"/>
+          </w:tcPr>
+          <w:p>
+            <w:pPr>
+              <w:keepNext w:val="false"/>
+              <w:spacing w:after="40" w:before="0"/>
+              <w:jc w:val="left"/>
+            </w:pPr>
+            <w:r>
+              <w:rPr>
+                <w:rFonts w:ascii="Times New Roman" w:cs="Times New Roman" w:eastAsia="Times New Roman" w:hAnsi="Times New Roman"/>
+                <w:b w:val="false"/>
+                <w:bCs w:val="false"/>
+                <w:i w:val="false"/>
+                <w:iCs w:val="false"/>
+                <w:color w:val="000000"/>
+                <w:sz w:val="18"/>
+                <w:szCs w:val="18"/>
+              </w:rPr>
+              <w:t xml:space="preserve">☐ Пройдено</w:t>
+            </w:r>
+          </w:p>
+          <w:p>
+            <w:pPr>
+              <w:keepNext w:val="false"/>
+              <w:spacing w:after="0" w:before="0"/>
+              <w:jc w:val="left"/>
+            </w:pPr>
+            <w:r>
+              <w:rPr>
+                <w:rFonts w:ascii="Times New Roman" w:cs="Times New Roman" w:eastAsia="Times New Roman" w:hAnsi="Times New Roman"/>
+                <w:b w:val="false"/>
+                <w:bCs w:val="false"/>
+                <w:i w:val="false"/>
+                <w:iCs w:val="false"/>
+                <w:color w:val="000000"/>
+                <w:sz w:val="18"/>
+                <w:szCs w:val="18"/>
+              </w:rPr>
+              <w:t xml:space="preserve">☐ Замечание</w:t>
+            </w:r>
+          </w:p>
+        </w:tc>
+        <w:tc>
+          <w:tcPr>
+            <w:tcW w:type="pct" w:w="16%"/>
+            <w:tcMar>
+              <w:top w:type="dxa" w:w="60"/>
+              <w:left w:type="dxa" w:w="100"/>
+              <w:bottom w:type="dxa" w:w="60"/>
+              <w:right w:type="dxa" w:w="100"/>
+            </w:tcMar>
+            <w:vAlign w:val="center"/>
+          </w:tcPr>
+          <w:p>
+            <w:pPr>
+              <w:spacing w:after="40"/>
+              <w:jc w:val="left"/>
+            </w:pPr>
+            <w:r>
+              <w:rPr>
+                <w:rFonts w:ascii="Times New Roman" w:cs="Times New Roman" w:eastAsia="Times New Roman" w:hAnsi="Times New Roman"/>
+                <w:b w:val="false"/>
+                <w:bCs w:val="false"/>
+                <w:i w:val="false"/>
+                <w:iCs w:val="false"/>
+                <w:color w:val="000000"/>
+                <w:sz w:val="20"/>
+                <w:szCs w:val="20"/>
+              </w:rPr>
+              <w:t xml:space="preserve"/>
+            </w:r>
+          </w:p>
+        </w:tc>
+      </w:tr>
+      <w:tr>
+        <w:trPr>
+          <w:cantSplit/>
+        </w:trPr>
+        <w:tc>
+          <w:tcPr>
+            <w:tcW w:type="pct" w:w="6%"/>
+            <w:tcMar>
+              <w:top w:type="dxa" w:w="60"/>
+              <w:left w:type="dxa" w:w="100"/>
+              <w:bottom w:type="dxa" w:w="60"/>
+              <w:right w:type="dxa" w:w="100"/>
+            </w:tcMar>
+            <w:vAlign w:val="center"/>
+          </w:tcPr>
+          <w:p>
+            <w:pPr>
+              <w:spacing w:after="40"/>
+              <w:jc w:val="center"/>
+            </w:pPr>
+            <w:r>
+              <w:rPr>
+                <w:rFonts w:ascii="Times New Roman" w:cs="Times New Roman" w:eastAsia="Times New Roman" w:hAnsi="Times New Roman"/>
+                <w:b w:val="false"/>
+                <w:bCs w:val="false"/>
+                <w:i w:val="false"/>
+                <w:iCs w:val="false"/>
+                <w:color w:val="000000"/>
+                <w:sz w:val="20"/>
+                <w:szCs w:val="20"/>
+              </w:rPr>
+              <w:t xml:space="preserve">7</w:t>
+            </w:r>
+          </w:p>
+        </w:tc>
+        <w:tc>
+          <w:tcPr>
+            <w:tcW w:type="pct" w:w="27%"/>
+            <w:tcMar>
+              <w:top w:type="dxa" w:w="60"/>
+              <w:left w:type="dxa" w:w="100"/>
+              <w:bottom w:type="dxa" w:w="60"/>
+              <w:right w:type="dxa" w:w="100"/>
+            </w:tcMar>
+            <w:vAlign w:val="center"/>
+          </w:tcPr>
+          <w:p>
+            <w:pPr>
+              <w:spacing w:after="40"/>
+              <w:jc w:val="left"/>
+            </w:pPr>
+            <w:r>
+              <w:rPr>
+                <w:rFonts w:ascii="Times New Roman" w:cs="Times New Roman" w:eastAsia="Times New Roman" w:hAnsi="Times New Roman"/>
+                <w:b w:val="false"/>
+                <w:bCs w:val="false"/>
+                <w:i w:val="false"/>
+                <w:iCs w:val="false"/>
+                <w:color w:val="000000"/>
+                <w:sz w:val="20"/>
+                <w:szCs w:val="20"/>
+              </w:rPr>
+              <w:t xml:space="preserve">Нажать «Вернуть в работу» у помеченного врача и ЛПУ.</w:t>
+            </w:r>
+          </w:p>
+        </w:tc>
+        <w:tc>
+          <w:tcPr>
+            <w:tcW w:type="pct" w:w="38%"/>
+            <w:tcMar>
+              <w:top w:type="dxa" w:w="60"/>
+              <w:left w:type="dxa" w:w="100"/>
+              <w:bottom w:type="dxa" w:w="60"/>
+              <w:right w:type="dxa" w:w="100"/>
+            </w:tcMar>
+            <w:vAlign w:val="center"/>
+          </w:tcPr>
+          <w:p>
+            <w:pPr>
+              <w:spacing w:after="40"/>
+              <w:jc w:val="left"/>
+            </w:pPr>
+            <w:r>
+              <w:rPr>
+                <w:rFonts w:ascii="Times New Roman" w:cs="Times New Roman" w:eastAsia="Times New Roman" w:hAnsi="Times New Roman"/>
+                <w:b w:val="false"/>
+                <w:bCs w:val="false"/>
+                <w:i w:val="false"/>
+                <w:iCs w:val="false"/>
+                <w:color w:val="000000"/>
+                <w:sz w:val="20"/>
+                <w:szCs w:val="20"/>
+              </w:rPr>
+              <w:t xml:space="preserve">Пометка снята; записи снова доступны в выпадающих списках.</w:t>
+            </w:r>
+          </w:p>
+        </w:tc>
+        <w:tc>
+          <w:tcPr>
+            <w:tcW w:type="pct" w:w="13%"/>
+            <w:tcMar>
+              <w:top w:type="dxa" w:w="60"/>
+              <w:left w:type="dxa" w:w="100"/>
+              <w:bottom w:type="dxa" w:w="60"/>
+              <w:right w:type="dxa" w:w="100"/>
+            </w:tcMar>
+            <w:vAlign w:val="center"/>
+          </w:tcPr>
+          <w:p>
+            <w:pPr>
+              <w:keepNext w:val="false"/>
+              <w:spacing w:after="40" w:before="0"/>
+              <w:jc w:val="left"/>
+            </w:pPr>
+            <w:r>
+              <w:rPr>
+                <w:rFonts w:ascii="Times New Roman" w:cs="Times New Roman" w:eastAsia="Times New Roman" w:hAnsi="Times New Roman"/>
+                <w:b w:val="false"/>
+                <w:bCs w:val="false"/>
+                <w:i w:val="false"/>
+                <w:iCs w:val="false"/>
+                <w:color w:val="000000"/>
+                <w:sz w:val="18"/>
+                <w:szCs w:val="18"/>
+              </w:rPr>
+              <w:t xml:space="preserve">☐ Пройдено</w:t>
+            </w:r>
+          </w:p>
+          <w:p>
+            <w:pPr>
+              <w:keepNext w:val="false"/>
+              <w:spacing w:after="0" w:before="0"/>
+              <w:jc w:val="left"/>
+            </w:pPr>
+            <w:r>
+              <w:rPr>
+                <w:rFonts w:ascii="Times New Roman" w:cs="Times New Roman" w:eastAsia="Times New Roman" w:hAnsi="Times New Roman"/>
+                <w:b w:val="false"/>
+                <w:bCs w:val="false"/>
+                <w:i w:val="false"/>
+                <w:iCs w:val="false"/>
+                <w:color w:val="000000"/>
+                <w:sz w:val="18"/>
+                <w:szCs w:val="18"/>
+              </w:rPr>
+              <w:t xml:space="preserve">☐ Замечание</w:t>
+            </w:r>
+          </w:p>
+        </w:tc>
+        <w:tc>
+          <w:tcPr>
+            <w:tcW w:type="pct" w:w="16%"/>
+            <w:tcMar>
+              <w:top w:type="dxa" w:w="60"/>
+              <w:left w:type="dxa" w:w="100"/>
+              <w:bottom w:type="dxa" w:w="60"/>
+              <w:right w:type="dxa" w:w="100"/>
+            </w:tcMar>
+            <w:vAlign w:val="center"/>
+          </w:tcPr>
+          <w:p>
+            <w:pPr>
+              <w:spacing w:after="40"/>
+              <w:jc w:val="left"/>
+            </w:pPr>
+            <w:r>
+              <w:rPr>
+                <w:rFonts w:ascii="Times New Roman" w:cs="Times New Roman" w:eastAsia="Times New Roman" w:hAnsi="Times New Roman"/>
+                <w:b w:val="false"/>
+                <w:bCs w:val="false"/>
+                <w:i w:val="false"/>
+                <w:iCs w:val="false"/>
+                <w:color w:val="000000"/>
+                <w:sz w:val="20"/>
+                <w:szCs w:val="20"/>
+              </w:rPr>
+              <w:t xml:space="preserve"/>
+            </w:r>
+          </w:p>
+        </w:tc>
+      </w:tr>
+      <w:tr>
+        <w:trPr>
+          <w:cantSplit/>
+        </w:trPr>
+        <w:tc>
+          <w:tcPr>
+            <w:tcW w:type="pct" w:w="6%"/>
+            <w:tcMar>
+              <w:top w:type="dxa" w:w="60"/>
+              <w:left w:type="dxa" w:w="100"/>
+              <w:bottom w:type="dxa" w:w="60"/>
+              <w:right w:type="dxa" w:w="100"/>
+            </w:tcMar>
+            <w:vAlign w:val="center"/>
+          </w:tcPr>
+          <w:p>
+            <w:pPr>
+              <w:spacing w:after="40"/>
+              <w:jc w:val="center"/>
+            </w:pPr>
+            <w:r>
+              <w:rPr>
+                <w:rFonts w:ascii="Times New Roman" w:cs="Times New Roman" w:eastAsia="Times New Roman" w:hAnsi="Times New Roman"/>
+                <w:b w:val="false"/>
+                <w:bCs w:val="false"/>
+                <w:i w:val="false"/>
+                <w:iCs w:val="false"/>
+                <w:color w:val="000000"/>
+                <w:sz w:val="20"/>
+                <w:szCs w:val="20"/>
+              </w:rPr>
+              <w:t xml:space="preserve">8</w:t>
+            </w:r>
+          </w:p>
+        </w:tc>
+        <w:tc>
+          <w:tcPr>
+            <w:tcW w:type="pct" w:w="27%"/>
+            <w:tcMar>
+              <w:top w:type="dxa" w:w="60"/>
+              <w:left w:type="dxa" w:w="100"/>
+              <w:bottom w:type="dxa" w:w="60"/>
+              <w:right w:type="dxa" w:w="100"/>
+            </w:tcMar>
+            <w:vAlign w:val="center"/>
+          </w:tcPr>
+          <w:p>
+            <w:pPr>
+              <w:spacing w:after="40"/>
+              <w:jc w:val="left"/>
+            </w:pPr>
+            <w:r>
+              <w:rPr>
+                <w:rFonts w:ascii="Times New Roman" w:cs="Times New Roman" w:eastAsia="Times New Roman" w:hAnsi="Times New Roman"/>
+                <w:b w:val="false"/>
+                <w:bCs w:val="false"/>
+                <w:i w:val="false"/>
+                <w:iCs w:val="false"/>
+                <w:color w:val="000000"/>
+                <w:sz w:val="20"/>
+                <w:szCs w:val="20"/>
+              </w:rPr>
+              <w:t xml:space="preserve">Открыть «Пользователи» и пометить тестовую учётную запись на удаление.</w:t>
+            </w:r>
+          </w:p>
+        </w:tc>
+        <w:tc>
+          <w:tcPr>
+            <w:tcW w:type="pct" w:w="38%"/>
+            <w:tcMar>
+              <w:top w:type="dxa" w:w="60"/>
+              <w:left w:type="dxa" w:w="100"/>
+              <w:bottom w:type="dxa" w:w="60"/>
+              <w:right w:type="dxa" w:w="100"/>
+            </w:tcMar>
+            <w:vAlign w:val="center"/>
+          </w:tcPr>
+          <w:p>
+            <w:pPr>
+              <w:spacing w:after="40"/>
+              <w:jc w:val="left"/>
+            </w:pPr>
+            <w:r>
+              <w:rPr>
+                <w:rFonts w:ascii="Times New Roman" w:cs="Times New Roman" w:eastAsia="Times New Roman" w:hAnsi="Times New Roman"/>
+                <w:b w:val="false"/>
+                <w:bCs w:val="false"/>
+                <w:i w:val="false"/>
+                <w:iCs w:val="false"/>
+                <w:color w:val="000000"/>
+                <w:sz w:val="20"/>
+                <w:szCs w:val="20"/>
+              </w:rPr>
+              <w:t xml:space="preserve">Бейдж «Помечен на удаление»; вход под учётной записью блокируется; восстановление возвращает доступ.</w:t>
             </w:r>
           </w:p>
         </w:tc>
@@ -11386,7 +12291,7 @@
           <w:sz w:val="26"/>
           <w:szCs w:val="26"/>
         </w:rPr>
-        <w:t xml:space="preserve">10. Журнал аудита</w:t>
+        <w:t xml:space="preserve">10. Пользователи</w:t>
       </w:r>
     </w:p>
     <w:tbl>
@@ -11636,7 +12541,7 @@
                 <w:sz w:val="20"/>
                 <w:szCs w:val="20"/>
               </w:rPr>
-              <w:t xml:space="preserve">Открыть «Журнал».</w:t>
+              <w:t xml:space="preserve">Открыть «Пользователи» (под МП).</w:t>
             </w:r>
           </w:p>
         </w:tc>
@@ -11667,7 +12572,7 @@
                 <w:sz w:val="20"/>
                 <w:szCs w:val="20"/>
               </w:rPr>
-              <w:t xml:space="preserve">Отображаются записи о входах, изменениях, удалениях и экспортах с датой и автором.</w:t>
+              <w:t xml:space="preserve">Список пользователей; сортировка по клику на заголовки столбцов (логин, ФИО, роль).</w:t>
             </w:r>
           </w:p>
         </w:tc>
@@ -11817,7 +12722,7 @@
                 <w:sz w:val="20"/>
                 <w:szCs w:val="20"/>
               </w:rPr>
-              <w:t xml:space="preserve">Найти записи, созданные во время проверки.</w:t>
+              <w:t xml:space="preserve">Создать пользователя с ролью «Оператор» и войти под ним.</w:t>
             </w:r>
           </w:p>
         </w:tc>
@@ -11848,7 +12753,188 @@
                 <w:sz w:val="20"/>
                 <w:szCs w:val="20"/>
               </w:rPr>
-              <w:t xml:space="preserve">Действия из предыдущих пунктов прослеживаются в журнале.</w:t>
+              <w:t xml:space="preserve">Новый пользователь входит в систему; видит только разрешённые оператору разделы.</w:t>
+            </w:r>
+          </w:p>
+        </w:tc>
+        <w:tc>
+          <w:tcPr>
+            <w:tcW w:type="pct" w:w="13%"/>
+            <w:tcMar>
+              <w:top w:type="dxa" w:w="60"/>
+              <w:left w:type="dxa" w:w="100"/>
+              <w:bottom w:type="dxa" w:w="60"/>
+              <w:right w:type="dxa" w:w="100"/>
+            </w:tcMar>
+            <w:vAlign w:val="center"/>
+          </w:tcPr>
+          <w:p>
+            <w:pPr>
+              <w:keepNext w:val="false"/>
+              <w:spacing w:after="40" w:before="0"/>
+              <w:jc w:val="left"/>
+            </w:pPr>
+            <w:r>
+              <w:rPr>
+                <w:rFonts w:ascii="Times New Roman" w:cs="Times New Roman" w:eastAsia="Times New Roman" w:hAnsi="Times New Roman"/>
+                <w:b w:val="false"/>
+                <w:bCs w:val="false"/>
+                <w:i w:val="false"/>
+                <w:iCs w:val="false"/>
+                <w:color w:val="000000"/>
+                <w:sz w:val="18"/>
+                <w:szCs w:val="18"/>
+              </w:rPr>
+              <w:t xml:space="preserve">☐ Пройдено</w:t>
+            </w:r>
+          </w:p>
+          <w:p>
+            <w:pPr>
+              <w:keepNext w:val="false"/>
+              <w:spacing w:after="0" w:before="0"/>
+              <w:jc w:val="left"/>
+            </w:pPr>
+            <w:r>
+              <w:rPr>
+                <w:rFonts w:ascii="Times New Roman" w:cs="Times New Roman" w:eastAsia="Times New Roman" w:hAnsi="Times New Roman"/>
+                <w:b w:val="false"/>
+                <w:bCs w:val="false"/>
+                <w:i w:val="false"/>
+                <w:iCs w:val="false"/>
+                <w:color w:val="000000"/>
+                <w:sz w:val="18"/>
+                <w:szCs w:val="18"/>
+              </w:rPr>
+              <w:t xml:space="preserve">☐ Замечание</w:t>
+            </w:r>
+          </w:p>
+        </w:tc>
+        <w:tc>
+          <w:tcPr>
+            <w:tcW w:type="pct" w:w="16%"/>
+            <w:tcMar>
+              <w:top w:type="dxa" w:w="60"/>
+              <w:left w:type="dxa" w:w="100"/>
+              <w:bottom w:type="dxa" w:w="60"/>
+              <w:right w:type="dxa" w:w="100"/>
+            </w:tcMar>
+            <w:vAlign w:val="center"/>
+          </w:tcPr>
+          <w:p>
+            <w:pPr>
+              <w:spacing w:after="40"/>
+              <w:jc w:val="left"/>
+            </w:pPr>
+            <w:r>
+              <w:rPr>
+                <w:rFonts w:ascii="Times New Roman" w:cs="Times New Roman" w:eastAsia="Times New Roman" w:hAnsi="Times New Roman"/>
+                <w:b w:val="false"/>
+                <w:bCs w:val="false"/>
+                <w:i w:val="false"/>
+                <w:iCs w:val="false"/>
+                <w:color w:val="000000"/>
+                <w:sz w:val="20"/>
+                <w:szCs w:val="20"/>
+              </w:rPr>
+              <w:t xml:space="preserve"/>
+            </w:r>
+          </w:p>
+        </w:tc>
+      </w:tr>
+      <w:tr>
+        <w:trPr>
+          <w:cantSplit/>
+        </w:trPr>
+        <w:tc>
+          <w:tcPr>
+            <w:tcW w:type="pct" w:w="6%"/>
+            <w:tcMar>
+              <w:top w:type="dxa" w:w="60"/>
+              <w:left w:type="dxa" w:w="100"/>
+              <w:bottom w:type="dxa" w:w="60"/>
+              <w:right w:type="dxa" w:w="100"/>
+            </w:tcMar>
+            <w:vAlign w:val="center"/>
+          </w:tcPr>
+          <w:p>
+            <w:pPr>
+              <w:spacing w:after="40"/>
+              <w:jc w:val="center"/>
+            </w:pPr>
+            <w:r>
+              <w:rPr>
+                <w:rFonts w:ascii="Times New Roman" w:cs="Times New Roman" w:eastAsia="Times New Roman" w:hAnsi="Times New Roman"/>
+                <w:b w:val="false"/>
+                <w:bCs w:val="false"/>
+                <w:i w:val="false"/>
+                <w:iCs w:val="false"/>
+                <w:color w:val="000000"/>
+                <w:sz w:val="20"/>
+                <w:szCs w:val="20"/>
+              </w:rPr>
+              <w:t xml:space="preserve">3</w:t>
+            </w:r>
+          </w:p>
+        </w:tc>
+        <w:tc>
+          <w:tcPr>
+            <w:tcW w:type="pct" w:w="27%"/>
+            <w:tcMar>
+              <w:top w:type="dxa" w:w="60"/>
+              <w:left w:type="dxa" w:w="100"/>
+              <w:bottom w:type="dxa" w:w="60"/>
+              <w:right w:type="dxa" w:w="100"/>
+            </w:tcMar>
+            <w:vAlign w:val="center"/>
+          </w:tcPr>
+          <w:p>
+            <w:pPr>
+              <w:spacing w:after="40"/>
+              <w:jc w:val="left"/>
+            </w:pPr>
+            <w:r>
+              <w:rPr>
+                <w:rFonts w:ascii="Times New Roman" w:cs="Times New Roman" w:eastAsia="Times New Roman" w:hAnsi="Times New Roman"/>
+                <w:b w:val="false"/>
+                <w:bCs w:val="false"/>
+                <w:i w:val="false"/>
+                <w:iCs w:val="false"/>
+                <w:color w:val="000000"/>
+                <w:sz w:val="20"/>
+                <w:szCs w:val="20"/>
+              </w:rPr>
+              <w:t xml:space="preserve">Пометить тестового пользователя на удаление и восстановить его.</w:t>
+            </w:r>
+          </w:p>
+        </w:tc>
+        <w:tc>
+          <w:tcPr>
+            <w:tcW w:type="pct" w:w="38%"/>
+            <w:tcMar>
+              <w:top w:type="dxa" w:w="60"/>
+              <w:left w:type="dxa" w:w="100"/>
+              <w:bottom w:type="dxa" w:w="60"/>
+              <w:right w:type="dxa" w:w="100"/>
+            </w:tcMar>
+            <w:vAlign w:val="center"/>
+          </w:tcPr>
+          <w:p>
+            <w:pPr>
+              <w:spacing w:after="40"/>
+              <w:jc w:val="left"/>
+            </w:pPr>
+            <w:r>
+              <w:rPr>
+                <w:rFonts w:ascii="Times New Roman" w:cs="Times New Roman" w:eastAsia="Times New Roman" w:hAnsi="Times New Roman"/>
+                <w:b w:val="false"/>
+                <w:bCs w:val="false"/>
+                <w:i w:val="false"/>
+                <w:iCs w:val="false"/>
+                <w:color w:val="000000"/>
+                <w:sz w:val="20"/>
+                <w:szCs w:val="20"/>
+              </w:rPr>
+              <w:t xml:space="preserve">Подтверждение; бейдж «Помечен на удаление»; вход под учётной записью блокируется; восстановление возвращает доступ.</w:t>
             </w:r>
           </w:p>
         </w:tc>
@@ -11954,7 +13040,7 @@
           <w:sz w:val="26"/>
           <w:szCs w:val="26"/>
         </w:rPr>
-        <w:t xml:space="preserve">11. Общие требования</w:t>
+        <w:t xml:space="preserve">11. Журнал аудита</w:t>
       </w:r>
     </w:p>
     <w:tbl>
@@ -12204,7 +13290,7 @@
                 <w:sz w:val="20"/>
                 <w:szCs w:val="20"/>
               </w:rPr>
-              <w:t xml:space="preserve">Оценить оформление интерфейса.</w:t>
+              <w:t xml:space="preserve">Открыть «Журнал».</w:t>
             </w:r>
           </w:p>
         </w:tc>
@@ -12235,7 +13321,7 @@
                 <w:sz w:val="20"/>
                 <w:szCs w:val="20"/>
               </w:rPr>
-              <w:t xml:space="preserve">Корпоративная палитра брендбука (основной синий #194688, акцент #0196d2); оранжевые элементы 1С отсутствуют.</w:t>
+              <w:t xml:space="preserve">Отображаются записи о входах, изменениях, удалениях и экспортах с датой и автором.</w:t>
             </w:r>
           </w:p>
         </w:tc>
@@ -12385,7 +13471,7 @@
                 <w:sz w:val="20"/>
                 <w:szCs w:val="20"/>
               </w:rPr>
-              <w:t xml:space="preserve">Сузить окно браузера до ширины телефона (≈375 px) или открыть с мобильного устройства.</w:t>
+              <w:t xml:space="preserve">Найти записи, созданные во время проверки.</w:t>
             </w:r>
           </w:p>
         </w:tc>
@@ -12416,7 +13502,7 @@
                 <w:sz w:val="20"/>
                 <w:szCs w:val="20"/>
               </w:rPr>
-              <w:t xml:space="preserve">Боковая панель сворачивается в иконки; формы и таблицы читаемы, контент не уходит в горизонтальный скролл.</w:t>
+              <w:t xml:space="preserve">Действия из предыдущих пунктов прослеживаются в журнале.</w:t>
             </w:r>
           </w:p>
         </w:tc>
@@ -12500,6 +13586,212 @@
                 <w:szCs w:val="20"/>
               </w:rPr>
               <w:t xml:space="preserve"/>
+            </w:r>
+          </w:p>
+        </w:tc>
+      </w:tr>
+    </w:tbl>
+    <w:p>
+      <w:pPr>
+        <w:pStyle w:val="Heading1"/>
+        <w:keepNext/>
+        <w:spacing w:after="140" w:before="320"/>
+      </w:pPr>
+      <w:r>
+        <w:rPr>
+          <w:rFonts w:ascii="Times New Roman" w:cs="Times New Roman" w:eastAsia="Times New Roman" w:hAnsi="Times New Roman"/>
+          <w:b/>
+          <w:bCs/>
+          <w:i w:val="false"/>
+          <w:iCs w:val="false"/>
+          <w:color w:val="000000"/>
+          <w:sz w:val="26"/>
+          <w:szCs w:val="26"/>
+        </w:rPr>
+        <w:t xml:space="preserve">12. Общие требования</w:t>
+      </w:r>
+    </w:p>
+    <w:tbl>
+      <w:tblPr>
+        <w:tblW w:type="pct" w:w="100%"/>
+        <w:tblBorders>
+          <w:top w:val="single" w:color="8A94A6" w:sz="4"/>
+          <w:left w:val="single" w:color="8A94A6" w:sz="4"/>
+          <w:bottom w:val="single" w:color="8A94A6" w:sz="4"/>
+          <w:right w:val="single" w:color="8A94A6" w:sz="4"/>
+          <w:insideH w:val="single" w:color="C9D0DC" w:sz="2"/>
+          <w:insideV w:val="single" w:color="C9D0DC" w:sz="2"/>
+        </w:tblBorders>
+      </w:tblPr>
+      <w:tblGrid>
+        <w:gridCol w:w="527"/>
+        <w:gridCol w:w="2373"/>
+        <w:gridCol w:w="3339"/>
+        <w:gridCol w:w="1142"/>
+        <w:gridCol w:w="1406"/>
+      </w:tblGrid>
+      <w:tr>
+        <w:trPr>
+          <w:cantSplit/>
+          <w:tblHeader/>
+        </w:trPr>
+        <w:tc>
+          <w:tcPr>
+            <w:tcW w:type="pct" w:w="6%"/>
+            <w:shd w:fill="F1F5F9" w:val="clear"/>
+            <w:tcMar>
+              <w:top w:type="dxa" w:w="60"/>
+              <w:left w:type="dxa" w:w="100"/>
+              <w:bottom w:type="dxa" w:w="60"/>
+              <w:right w:type="dxa" w:w="100"/>
+            </w:tcMar>
+            <w:vAlign w:val="center"/>
+          </w:tcPr>
+          <w:p>
+            <w:pPr>
+              <w:spacing w:after="40"/>
+              <w:jc w:val="left"/>
+            </w:pPr>
+            <w:r>
+              <w:rPr>
+                <w:rFonts w:ascii="Times New Roman" w:cs="Times New Roman" w:eastAsia="Times New Roman" w:hAnsi="Times New Roman"/>
+                <w:b/>
+                <w:bCs/>
+                <w:i w:val="false"/>
+                <w:iCs w:val="false"/>
+                <w:color w:val="000000"/>
+                <w:sz w:val="20"/>
+                <w:szCs w:val="20"/>
+              </w:rPr>
+              <w:t xml:space="preserve">№</w:t>
+            </w:r>
+          </w:p>
+        </w:tc>
+        <w:tc>
+          <w:tcPr>
+            <w:tcW w:type="pct" w:w="27%"/>
+            <w:shd w:fill="F1F5F9" w:val="clear"/>
+            <w:tcMar>
+              <w:top w:type="dxa" w:w="60"/>
+              <w:left w:type="dxa" w:w="100"/>
+              <w:bottom w:type="dxa" w:w="60"/>
+              <w:right w:type="dxa" w:w="100"/>
+            </w:tcMar>
+            <w:vAlign w:val="center"/>
+          </w:tcPr>
+          <w:p>
+            <w:pPr>
+              <w:spacing w:after="40"/>
+              <w:jc w:val="left"/>
+            </w:pPr>
+            <w:r>
+              <w:rPr>
+                <w:rFonts w:ascii="Times New Roman" w:cs="Times New Roman" w:eastAsia="Times New Roman" w:hAnsi="Times New Roman"/>
+                <w:b/>
+                <w:bCs/>
+                <w:i w:val="false"/>
+                <w:iCs w:val="false"/>
+                <w:color w:val="000000"/>
+                <w:sz w:val="20"/>
+                <w:szCs w:val="20"/>
+              </w:rPr>
+              <w:t xml:space="preserve">Проверка</w:t>
+            </w:r>
+          </w:p>
+        </w:tc>
+        <w:tc>
+          <w:tcPr>
+            <w:tcW w:type="pct" w:w="38%"/>
+            <w:shd w:fill="F1F5F9" w:val="clear"/>
+            <w:tcMar>
+              <w:top w:type="dxa" w:w="60"/>
+              <w:left w:type="dxa" w:w="100"/>
+              <w:bottom w:type="dxa" w:w="60"/>
+              <w:right w:type="dxa" w:w="100"/>
+            </w:tcMar>
+            <w:vAlign w:val="center"/>
+          </w:tcPr>
+          <w:p>
+            <w:pPr>
+              <w:spacing w:after="40"/>
+              <w:jc w:val="left"/>
+            </w:pPr>
+            <w:r>
+              <w:rPr>
+                <w:rFonts w:ascii="Times New Roman" w:cs="Times New Roman" w:eastAsia="Times New Roman" w:hAnsi="Times New Roman"/>
+                <w:b/>
+                <w:bCs/>
+                <w:i w:val="false"/>
+                <w:iCs w:val="false"/>
+                <w:color w:val="000000"/>
+                <w:sz w:val="20"/>
+                <w:szCs w:val="20"/>
+              </w:rPr>
+              <w:t xml:space="preserve">Ожидаемый результат</w:t>
+            </w:r>
+          </w:p>
+        </w:tc>
+        <w:tc>
+          <w:tcPr>
+            <w:tcW w:type="pct" w:w="13%"/>
+            <w:shd w:fill="F1F5F9" w:val="clear"/>
+            <w:tcMar>
+              <w:top w:type="dxa" w:w="60"/>
+              <w:left w:type="dxa" w:w="100"/>
+              <w:bottom w:type="dxa" w:w="60"/>
+              <w:right w:type="dxa" w:w="100"/>
+            </w:tcMar>
+            <w:vAlign w:val="center"/>
+          </w:tcPr>
+          <w:p>
+            <w:pPr>
+              <w:spacing w:after="40"/>
+              <w:jc w:val="left"/>
+            </w:pPr>
+            <w:r>
+              <w:rPr>
+                <w:rFonts w:ascii="Times New Roman" w:cs="Times New Roman" w:eastAsia="Times New Roman" w:hAnsi="Times New Roman"/>
+                <w:b/>
+                <w:bCs/>
+                <w:i w:val="false"/>
+                <w:iCs w:val="false"/>
+                <w:color w:val="000000"/>
+                <w:sz w:val="20"/>
+                <w:szCs w:val="20"/>
+              </w:rPr>
+              <w:t xml:space="preserve">Статус</w:t>
+            </w:r>
+          </w:p>
+        </w:tc>
+        <w:tc>
+          <w:tcPr>
+            <w:tcW w:type="pct" w:w="16%"/>
+            <w:shd w:fill="F1F5F9" w:val="clear"/>
+            <w:tcMar>
+              <w:top w:type="dxa" w:w="60"/>
+              <w:left w:type="dxa" w:w="100"/>
+              <w:bottom w:type="dxa" w:w="60"/>
+              <w:right w:type="dxa" w:w="100"/>
+            </w:tcMar>
+            <w:vAlign w:val="center"/>
+          </w:tcPr>
+          <w:p>
+            <w:pPr>
+              <w:spacing w:after="40"/>
+              <w:jc w:val="left"/>
+            </w:pPr>
+            <w:r>
+              <w:rPr>
+                <w:rFonts w:ascii="Times New Roman" w:cs="Times New Roman" w:eastAsia="Times New Roman" w:hAnsi="Times New Roman"/>
+                <w:b/>
+                <w:bCs/>
+                <w:i w:val="false"/>
+                <w:iCs w:val="false"/>
+                <w:color w:val="000000"/>
+                <w:sz w:val="20"/>
+                <w:szCs w:val="20"/>
+              </w:rPr>
+              <w:t xml:space="preserve">Комментарий</w:t>
             </w:r>
           </w:p>
         </w:tc>
@@ -12535,7 +13827,7 @@
                 <w:sz w:val="20"/>
                 <w:szCs w:val="20"/>
               </w:rPr>
-              <w:t xml:space="preserve">3</w:t>
+              <w:t xml:space="preserve">1</w:t>
             </w:r>
           </w:p>
         </w:tc>
@@ -12566,7 +13858,7 @@
                 <w:sz w:val="20"/>
                 <w:szCs w:val="20"/>
               </w:rPr>
-              <w:t xml:space="preserve">Пройтись по разделам кнопками «Назад»/«Вперёд» браузера.</w:t>
+              <w:t xml:space="preserve">Оценить оформление интерфейса.</w:t>
             </w:r>
           </w:p>
         </w:tc>
@@ -12597,7 +13889,7 @@
                 <w:sz w:val="20"/>
                 <w:szCs w:val="20"/>
               </w:rPr>
-              <w:t xml:space="preserve">История разделов приложения работает корректно.</w:t>
+              <w:t xml:space="preserve">Корпоративная палитра брендбука (основной синий #194688, акцент #0196d2); оранжевые элементы 1С отсутствуют.</w:t>
             </w:r>
           </w:p>
         </w:tc>
@@ -12716,6 +14008,368 @@
                 <w:sz w:val="20"/>
                 <w:szCs w:val="20"/>
               </w:rPr>
+              <w:t xml:space="preserve">2</w:t>
+            </w:r>
+          </w:p>
+        </w:tc>
+        <w:tc>
+          <w:tcPr>
+            <w:tcW w:type="pct" w:w="27%"/>
+            <w:tcMar>
+              <w:top w:type="dxa" w:w="60"/>
+              <w:left w:type="dxa" w:w="100"/>
+              <w:bottom w:type="dxa" w:w="60"/>
+              <w:right w:type="dxa" w:w="100"/>
+            </w:tcMar>
+            <w:vAlign w:val="center"/>
+          </w:tcPr>
+          <w:p>
+            <w:pPr>
+              <w:spacing w:after="40"/>
+              <w:jc w:val="left"/>
+            </w:pPr>
+            <w:r>
+              <w:rPr>
+                <w:rFonts w:ascii="Times New Roman" w:cs="Times New Roman" w:eastAsia="Times New Roman" w:hAnsi="Times New Roman"/>
+                <w:b w:val="false"/>
+                <w:bCs w:val="false"/>
+                <w:i w:val="false"/>
+                <w:iCs w:val="false"/>
+                <w:color w:val="000000"/>
+                <w:sz w:val="20"/>
+                <w:szCs w:val="20"/>
+              </w:rPr>
+              <w:t xml:space="preserve">Сузить окно браузера до ширины телефона (≈375 px) или открыть с мобильного устройства.</w:t>
+            </w:r>
+          </w:p>
+        </w:tc>
+        <w:tc>
+          <w:tcPr>
+            <w:tcW w:type="pct" w:w="38%"/>
+            <w:tcMar>
+              <w:top w:type="dxa" w:w="60"/>
+              <w:left w:type="dxa" w:w="100"/>
+              <w:bottom w:type="dxa" w:w="60"/>
+              <w:right w:type="dxa" w:w="100"/>
+            </w:tcMar>
+            <w:vAlign w:val="center"/>
+          </w:tcPr>
+          <w:p>
+            <w:pPr>
+              <w:spacing w:after="40"/>
+              <w:jc w:val="left"/>
+            </w:pPr>
+            <w:r>
+              <w:rPr>
+                <w:rFonts w:ascii="Times New Roman" w:cs="Times New Roman" w:eastAsia="Times New Roman" w:hAnsi="Times New Roman"/>
+                <w:b w:val="false"/>
+                <w:bCs w:val="false"/>
+                <w:i w:val="false"/>
+                <w:iCs w:val="false"/>
+                <w:color w:val="000000"/>
+                <w:sz w:val="20"/>
+                <w:szCs w:val="20"/>
+              </w:rPr>
+              <w:t xml:space="preserve">Боковая панель сворачивается в иконки; формы и таблицы читаемы, контент не уходит в горизонтальный скролл.</w:t>
+            </w:r>
+          </w:p>
+        </w:tc>
+        <w:tc>
+          <w:tcPr>
+            <w:tcW w:type="pct" w:w="13%"/>
+            <w:tcMar>
+              <w:top w:type="dxa" w:w="60"/>
+              <w:left w:type="dxa" w:w="100"/>
+              <w:bottom w:type="dxa" w:w="60"/>
+              <w:right w:type="dxa" w:w="100"/>
+            </w:tcMar>
+            <w:vAlign w:val="center"/>
+          </w:tcPr>
+          <w:p>
+            <w:pPr>
+              <w:keepNext w:val="false"/>
+              <w:spacing w:after="40" w:before="0"/>
+              <w:jc w:val="left"/>
+            </w:pPr>
+            <w:r>
+              <w:rPr>
+                <w:rFonts w:ascii="Times New Roman" w:cs="Times New Roman" w:eastAsia="Times New Roman" w:hAnsi="Times New Roman"/>
+                <w:b w:val="false"/>
+                <w:bCs w:val="false"/>
+                <w:i w:val="false"/>
+                <w:iCs w:val="false"/>
+                <w:color w:val="000000"/>
+                <w:sz w:val="18"/>
+                <w:szCs w:val="18"/>
+              </w:rPr>
+              <w:t xml:space="preserve">☐ Пройдено</w:t>
+            </w:r>
+          </w:p>
+          <w:p>
+            <w:pPr>
+              <w:keepNext w:val="false"/>
+              <w:spacing w:after="0" w:before="0"/>
+              <w:jc w:val="left"/>
+            </w:pPr>
+            <w:r>
+              <w:rPr>
+                <w:rFonts w:ascii="Times New Roman" w:cs="Times New Roman" w:eastAsia="Times New Roman" w:hAnsi="Times New Roman"/>
+                <w:b w:val="false"/>
+                <w:bCs w:val="false"/>
+                <w:i w:val="false"/>
+                <w:iCs w:val="false"/>
+                <w:color w:val="000000"/>
+                <w:sz w:val="18"/>
+                <w:szCs w:val="18"/>
+              </w:rPr>
+              <w:t xml:space="preserve">☐ Замечание</w:t>
+            </w:r>
+          </w:p>
+        </w:tc>
+        <w:tc>
+          <w:tcPr>
+            <w:tcW w:type="pct" w:w="16%"/>
+            <w:tcMar>
+              <w:top w:type="dxa" w:w="60"/>
+              <w:left w:type="dxa" w:w="100"/>
+              <w:bottom w:type="dxa" w:w="60"/>
+              <w:right w:type="dxa" w:w="100"/>
+            </w:tcMar>
+            <w:vAlign w:val="center"/>
+          </w:tcPr>
+          <w:p>
+            <w:pPr>
+              <w:spacing w:after="40"/>
+              <w:jc w:val="left"/>
+            </w:pPr>
+            <w:r>
+              <w:rPr>
+                <w:rFonts w:ascii="Times New Roman" w:cs="Times New Roman" w:eastAsia="Times New Roman" w:hAnsi="Times New Roman"/>
+                <w:b w:val="false"/>
+                <w:bCs w:val="false"/>
+                <w:i w:val="false"/>
+                <w:iCs w:val="false"/>
+                <w:color w:val="000000"/>
+                <w:sz w:val="20"/>
+                <w:szCs w:val="20"/>
+              </w:rPr>
+              <w:t xml:space="preserve"/>
+            </w:r>
+          </w:p>
+        </w:tc>
+      </w:tr>
+      <w:tr>
+        <w:trPr>
+          <w:cantSplit/>
+        </w:trPr>
+        <w:tc>
+          <w:tcPr>
+            <w:tcW w:type="pct" w:w="6%"/>
+            <w:tcMar>
+              <w:top w:type="dxa" w:w="60"/>
+              <w:left w:type="dxa" w:w="100"/>
+              <w:bottom w:type="dxa" w:w="60"/>
+              <w:right w:type="dxa" w:w="100"/>
+            </w:tcMar>
+            <w:vAlign w:val="center"/>
+          </w:tcPr>
+          <w:p>
+            <w:pPr>
+              <w:spacing w:after="40"/>
+              <w:jc w:val="center"/>
+            </w:pPr>
+            <w:r>
+              <w:rPr>
+                <w:rFonts w:ascii="Times New Roman" w:cs="Times New Roman" w:eastAsia="Times New Roman" w:hAnsi="Times New Roman"/>
+                <w:b w:val="false"/>
+                <w:bCs w:val="false"/>
+                <w:i w:val="false"/>
+                <w:iCs w:val="false"/>
+                <w:color w:val="000000"/>
+                <w:sz w:val="20"/>
+                <w:szCs w:val="20"/>
+              </w:rPr>
+              <w:t xml:space="preserve">3</w:t>
+            </w:r>
+          </w:p>
+        </w:tc>
+        <w:tc>
+          <w:tcPr>
+            <w:tcW w:type="pct" w:w="27%"/>
+            <w:tcMar>
+              <w:top w:type="dxa" w:w="60"/>
+              <w:left w:type="dxa" w:w="100"/>
+              <w:bottom w:type="dxa" w:w="60"/>
+              <w:right w:type="dxa" w:w="100"/>
+            </w:tcMar>
+            <w:vAlign w:val="center"/>
+          </w:tcPr>
+          <w:p>
+            <w:pPr>
+              <w:spacing w:after="40"/>
+              <w:jc w:val="left"/>
+            </w:pPr>
+            <w:r>
+              <w:rPr>
+                <w:rFonts w:ascii="Times New Roman" w:cs="Times New Roman" w:eastAsia="Times New Roman" w:hAnsi="Times New Roman"/>
+                <w:b w:val="false"/>
+                <w:bCs w:val="false"/>
+                <w:i w:val="false"/>
+                <w:iCs w:val="false"/>
+                <w:color w:val="000000"/>
+                <w:sz w:val="20"/>
+                <w:szCs w:val="20"/>
+              </w:rPr>
+              <w:t xml:space="preserve">Пройтись по разделам кнопками «Назад»/«Вперёд» браузера.</w:t>
+            </w:r>
+          </w:p>
+        </w:tc>
+        <w:tc>
+          <w:tcPr>
+            <w:tcW w:type="pct" w:w="38%"/>
+            <w:tcMar>
+              <w:top w:type="dxa" w:w="60"/>
+              <w:left w:type="dxa" w:w="100"/>
+              <w:bottom w:type="dxa" w:w="60"/>
+              <w:right w:type="dxa" w:w="100"/>
+            </w:tcMar>
+            <w:vAlign w:val="center"/>
+          </w:tcPr>
+          <w:p>
+            <w:pPr>
+              <w:spacing w:after="40"/>
+              <w:jc w:val="left"/>
+            </w:pPr>
+            <w:r>
+              <w:rPr>
+                <w:rFonts w:ascii="Times New Roman" w:cs="Times New Roman" w:eastAsia="Times New Roman" w:hAnsi="Times New Roman"/>
+                <w:b w:val="false"/>
+                <w:bCs w:val="false"/>
+                <w:i w:val="false"/>
+                <w:iCs w:val="false"/>
+                <w:color w:val="000000"/>
+                <w:sz w:val="20"/>
+                <w:szCs w:val="20"/>
+              </w:rPr>
+              <w:t xml:space="preserve">История разделов приложения работает корректно.</w:t>
+            </w:r>
+          </w:p>
+        </w:tc>
+        <w:tc>
+          <w:tcPr>
+            <w:tcW w:type="pct" w:w="13%"/>
+            <w:tcMar>
+              <w:top w:type="dxa" w:w="60"/>
+              <w:left w:type="dxa" w:w="100"/>
+              <w:bottom w:type="dxa" w:w="60"/>
+              <w:right w:type="dxa" w:w="100"/>
+            </w:tcMar>
+            <w:vAlign w:val="center"/>
+          </w:tcPr>
+          <w:p>
+            <w:pPr>
+              <w:keepNext w:val="false"/>
+              <w:spacing w:after="40" w:before="0"/>
+              <w:jc w:val="left"/>
+            </w:pPr>
+            <w:r>
+              <w:rPr>
+                <w:rFonts w:ascii="Times New Roman" w:cs="Times New Roman" w:eastAsia="Times New Roman" w:hAnsi="Times New Roman"/>
+                <w:b w:val="false"/>
+                <w:bCs w:val="false"/>
+                <w:i w:val="false"/>
+                <w:iCs w:val="false"/>
+                <w:color w:val="000000"/>
+                <w:sz w:val="18"/>
+                <w:szCs w:val="18"/>
+              </w:rPr>
+              <w:t xml:space="preserve">☐ Пройдено</w:t>
+            </w:r>
+          </w:p>
+          <w:p>
+            <w:pPr>
+              <w:keepNext w:val="false"/>
+              <w:spacing w:after="0" w:before="0"/>
+              <w:jc w:val="left"/>
+            </w:pPr>
+            <w:r>
+              <w:rPr>
+                <w:rFonts w:ascii="Times New Roman" w:cs="Times New Roman" w:eastAsia="Times New Roman" w:hAnsi="Times New Roman"/>
+                <w:b w:val="false"/>
+                <w:bCs w:val="false"/>
+                <w:i w:val="false"/>
+                <w:iCs w:val="false"/>
+                <w:color w:val="000000"/>
+                <w:sz w:val="18"/>
+                <w:szCs w:val="18"/>
+              </w:rPr>
+              <w:t xml:space="preserve">☐ Замечание</w:t>
+            </w:r>
+          </w:p>
+        </w:tc>
+        <w:tc>
+          <w:tcPr>
+            <w:tcW w:type="pct" w:w="16%"/>
+            <w:tcMar>
+              <w:top w:type="dxa" w:w="60"/>
+              <w:left w:type="dxa" w:w="100"/>
+              <w:bottom w:type="dxa" w:w="60"/>
+              <w:right w:type="dxa" w:w="100"/>
+            </w:tcMar>
+            <w:vAlign w:val="center"/>
+          </w:tcPr>
+          <w:p>
+            <w:pPr>
+              <w:spacing w:after="40"/>
+              <w:jc w:val="left"/>
+            </w:pPr>
+            <w:r>
+              <w:rPr>
+                <w:rFonts w:ascii="Times New Roman" w:cs="Times New Roman" w:eastAsia="Times New Roman" w:hAnsi="Times New Roman"/>
+                <w:b w:val="false"/>
+                <w:bCs w:val="false"/>
+                <w:i w:val="false"/>
+                <w:iCs w:val="false"/>
+                <w:color w:val="000000"/>
+                <w:sz w:val="20"/>
+                <w:szCs w:val="20"/>
+              </w:rPr>
+              <w:t xml:space="preserve"/>
+            </w:r>
+          </w:p>
+        </w:tc>
+      </w:tr>
+      <w:tr>
+        <w:trPr>
+          <w:cantSplit/>
+        </w:trPr>
+        <w:tc>
+          <w:tcPr>
+            <w:tcW w:type="pct" w:w="6%"/>
+            <w:tcMar>
+              <w:top w:type="dxa" w:w="60"/>
+              <w:left w:type="dxa" w:w="100"/>
+              <w:bottom w:type="dxa" w:w="60"/>
+              <w:right w:type="dxa" w:w="100"/>
+            </w:tcMar>
+            <w:vAlign w:val="center"/>
+          </w:tcPr>
+          <w:p>
+            <w:pPr>
+              <w:spacing w:after="40"/>
+              <w:jc w:val="center"/>
+            </w:pPr>
+            <w:r>
+              <w:rPr>
+                <w:rFonts w:ascii="Times New Roman" w:cs="Times New Roman" w:eastAsia="Times New Roman" w:hAnsi="Times New Roman"/>
+                <w:b w:val="false"/>
+                <w:bCs w:val="false"/>
+                <w:i w:val="false"/>
+                <w:iCs w:val="false"/>
+                <w:color w:val="000000"/>
+                <w:sz w:val="20"/>
+                <w:szCs w:val="20"/>
+              </w:rPr>
               <w:t xml:space="preserve">4</w:t>
             </w:r>
           </w:p>
@@ -12779,6 +14433,187 @@
                 <w:szCs w:val="20"/>
               </w:rPr>
               <w:t xml:space="preserve">Подвал прилегает к нижней границе окна и не перекрывает содержимое.</w:t>
+            </w:r>
+          </w:p>
+        </w:tc>
+        <w:tc>
+          <w:tcPr>
+            <w:tcW w:type="pct" w:w="13%"/>
+            <w:tcMar>
+              <w:top w:type="dxa" w:w="60"/>
+              <w:left w:type="dxa" w:w="100"/>
+              <w:bottom w:type="dxa" w:w="60"/>
+              <w:right w:type="dxa" w:w="100"/>
+            </w:tcMar>
+            <w:vAlign w:val="center"/>
+          </w:tcPr>
+          <w:p>
+            <w:pPr>
+              <w:keepNext w:val="false"/>
+              <w:spacing w:after="40" w:before="0"/>
+              <w:jc w:val="left"/>
+            </w:pPr>
+            <w:r>
+              <w:rPr>
+                <w:rFonts w:ascii="Times New Roman" w:cs="Times New Roman" w:eastAsia="Times New Roman" w:hAnsi="Times New Roman"/>
+                <w:b w:val="false"/>
+                <w:bCs w:val="false"/>
+                <w:i w:val="false"/>
+                <w:iCs w:val="false"/>
+                <w:color w:val="000000"/>
+                <w:sz w:val="18"/>
+                <w:szCs w:val="18"/>
+              </w:rPr>
+              <w:t xml:space="preserve">☐ Пройдено</w:t>
+            </w:r>
+          </w:p>
+          <w:p>
+            <w:pPr>
+              <w:keepNext w:val="false"/>
+              <w:spacing w:after="0" w:before="0"/>
+              <w:jc w:val="left"/>
+            </w:pPr>
+            <w:r>
+              <w:rPr>
+                <w:rFonts w:ascii="Times New Roman" w:cs="Times New Roman" w:eastAsia="Times New Roman" w:hAnsi="Times New Roman"/>
+                <w:b w:val="false"/>
+                <w:bCs w:val="false"/>
+                <w:i w:val="false"/>
+                <w:iCs w:val="false"/>
+                <w:color w:val="000000"/>
+                <w:sz w:val="18"/>
+                <w:szCs w:val="18"/>
+              </w:rPr>
+              <w:t xml:space="preserve">☐ Замечание</w:t>
+            </w:r>
+          </w:p>
+        </w:tc>
+        <w:tc>
+          <w:tcPr>
+            <w:tcW w:type="pct" w:w="16%"/>
+            <w:tcMar>
+              <w:top w:type="dxa" w:w="60"/>
+              <w:left w:type="dxa" w:w="100"/>
+              <w:bottom w:type="dxa" w:w="60"/>
+              <w:right w:type="dxa" w:w="100"/>
+            </w:tcMar>
+            <w:vAlign w:val="center"/>
+          </w:tcPr>
+          <w:p>
+            <w:pPr>
+              <w:spacing w:after="40"/>
+              <w:jc w:val="left"/>
+            </w:pPr>
+            <w:r>
+              <w:rPr>
+                <w:rFonts w:ascii="Times New Roman" w:cs="Times New Roman" w:eastAsia="Times New Roman" w:hAnsi="Times New Roman"/>
+                <w:b w:val="false"/>
+                <w:bCs w:val="false"/>
+                <w:i w:val="false"/>
+                <w:iCs w:val="false"/>
+                <w:color w:val="000000"/>
+                <w:sz w:val="20"/>
+                <w:szCs w:val="20"/>
+              </w:rPr>
+              <w:t xml:space="preserve"/>
+            </w:r>
+          </w:p>
+        </w:tc>
+      </w:tr>
+      <w:tr>
+        <w:trPr>
+          <w:cantSplit/>
+        </w:trPr>
+        <w:tc>
+          <w:tcPr>
+            <w:tcW w:type="pct" w:w="6%"/>
+            <w:tcMar>
+              <w:top w:type="dxa" w:w="60"/>
+              <w:left w:type="dxa" w:w="100"/>
+              <w:bottom w:type="dxa" w:w="60"/>
+              <w:right w:type="dxa" w:w="100"/>
+            </w:tcMar>
+            <w:vAlign w:val="center"/>
+          </w:tcPr>
+          <w:p>
+            <w:pPr>
+              <w:spacing w:after="40"/>
+              <w:jc w:val="center"/>
+            </w:pPr>
+            <w:r>
+              <w:rPr>
+                <w:rFonts w:ascii="Times New Roman" w:cs="Times New Roman" w:eastAsia="Times New Roman" w:hAnsi="Times New Roman"/>
+                <w:b w:val="false"/>
+                <w:bCs w:val="false"/>
+                <w:i w:val="false"/>
+                <w:iCs w:val="false"/>
+                <w:color w:val="000000"/>
+                <w:sz w:val="20"/>
+                <w:szCs w:val="20"/>
+              </w:rPr>
+              <w:t xml:space="preserve">5</w:t>
+            </w:r>
+          </w:p>
+        </w:tc>
+        <w:tc>
+          <w:tcPr>
+            <w:tcW w:type="pct" w:w="27%"/>
+            <w:tcMar>
+              <w:top w:type="dxa" w:w="60"/>
+              <w:left w:type="dxa" w:w="100"/>
+              <w:bottom w:type="dxa" w:w="60"/>
+              <w:right w:type="dxa" w:w="100"/>
+            </w:tcMar>
+            <w:vAlign w:val="center"/>
+          </w:tcPr>
+          <w:p>
+            <w:pPr>
+              <w:spacing w:after="40"/>
+              <w:jc w:val="left"/>
+            </w:pPr>
+            <w:r>
+              <w:rPr>
+                <w:rFonts w:ascii="Times New Roman" w:cs="Times New Roman" w:eastAsia="Times New Roman" w:hAnsi="Times New Roman"/>
+                <w:b w:val="false"/>
+                <w:bCs w:val="false"/>
+                <w:i w:val="false"/>
+                <w:iCs w:val="false"/>
+                <w:color w:val="000000"/>
+                <w:sz w:val="20"/>
+                <w:szCs w:val="20"/>
+              </w:rPr>
+              <w:t xml:space="preserve">Проверить оригинальный логотип на панели входа, в боковой панели, в мобильной версии и в подвале.</w:t>
+            </w:r>
+          </w:p>
+        </w:tc>
+        <w:tc>
+          <w:tcPr>
+            <w:tcW w:type="pct" w:w="38%"/>
+            <w:tcMar>
+              <w:top w:type="dxa" w:w="60"/>
+              <w:left w:type="dxa" w:w="100"/>
+              <w:bottom w:type="dxa" w:w="60"/>
+              <w:right w:type="dxa" w:w="100"/>
+            </w:tcMar>
+            <w:vAlign w:val="center"/>
+          </w:tcPr>
+          <w:p>
+            <w:pPr>
+              <w:spacing w:after="40"/>
+              <w:jc w:val="left"/>
+            </w:pPr>
+            <w:r>
+              <w:rPr>
+                <w:rFonts w:ascii="Times New Roman" w:cs="Times New Roman" w:eastAsia="Times New Roman" w:hAnsi="Times New Roman"/>
+                <w:b w:val="false"/>
+                <w:bCs w:val="false"/>
+                <w:i w:val="false"/>
+                <w:iCs w:val="false"/>
+                <w:color w:val="000000"/>
+                <w:sz w:val="20"/>
+                <w:szCs w:val="20"/>
+              </w:rPr>
+              <w:t xml:space="preserve">На тёмном фоне — логотип с белыми надписями (панель входа, сайдбар); на светлом — цветная версия (мобильный вход, подвал); фирменный favicon в закладке браузера.</w:t>
             </w:r>
           </w:p>
         </w:tc>
@@ -13035,7 +14870,7 @@
                 <w:sz w:val="21"/>
                 <w:szCs w:val="21"/>
               </w:rPr>
-              <w:t xml:space="preserve">55</w:t>
+              <w:t xml:space="preserve">64</w:t>
             </w:r>
           </w:p>
         </w:tc>

--- a/handover/Чек-лист_приёмки_МРТ_ТОЧНО.docx
+++ b/handover/Чек-лист_приёмки_МРТ_ТОЧНО.docx
@@ -277,7 +277,7 @@
                 <w:sz w:val="21"/>
                 <w:szCs w:val="21"/>
               </w:rPr>
-              <w:t xml:space="preserve">1.4 (базовая версия + пакеты доработок, итерации 1.1–1.4)</w:t>
+              <w:t xml:space="preserve">1.5 (базовая версия + пакеты доработок 1.1–1.4 + mobile-first редизайн)</w:t>
             </w:r>
           </w:p>
         </w:tc>
@@ -478,7 +478,7 @@
                 <w:sz w:val="21"/>
                 <w:szCs w:val="21"/>
               </w:rPr>
-              <w:t xml:space="preserve">Google Chrome / Edge актуальной версии; окна 1280×900 и ≈375 px (мобильный режим)</w:t>
+              <w:t xml:space="preserve">Google Chrome / Edge актуальной версии; окна 1440×900 (десктоп) и 390×844 (смартфон/mobile-first)</w:t>
             </w:r>
           </w:p>
         </w:tc>
@@ -12291,7 +12291,7 @@
           <w:sz w:val="26"/>
           <w:szCs w:val="26"/>
         </w:rPr>
-        <w:t xml:space="preserve">10. Пользователи</w:t>
+        <w:t xml:space="preserve">10. Мобильный режим (mobile-first)</w:t>
       </w:r>
     </w:p>
     <w:tbl>
@@ -12541,7 +12541,7 @@
                 <w:sz w:val="20"/>
                 <w:szCs w:val="20"/>
               </w:rPr>
-              <w:t xml:space="preserve">Открыть «Пользователи» (под МП).</w:t>
+              <w:t xml:space="preserve">Открыть приложение со смартфона (окно ≈390×844 px) и войти под m.ivanova.</w:t>
             </w:r>
           </w:p>
         </w:tc>
@@ -12572,7 +12572,7 @@
                 <w:sz w:val="20"/>
                 <w:szCs w:val="20"/>
               </w:rPr>
-              <w:t xml:space="preserve">Список пользователей; сортировка по клику на заголовки столбцов (логин, ФИО, роль).</w:t>
+              <w:t xml:space="preserve">Вместо боковой панели — тёмная верхняя полоса с названием раздела и нижняя навигация: «Дашборд», «Заявки», «Календарь визитов», «Врачи (НВ)», «Ещё»; кнопки крупные (тач-зоны 44 px и более).</w:t>
             </w:r>
           </w:p>
         </w:tc>
@@ -12722,7 +12722,7 @@
                 <w:sz w:val="20"/>
                 <w:szCs w:val="20"/>
               </w:rPr>
-              <w:t xml:space="preserve">Создать пользователя с ролью «Оператор» и войти под ним.</w:t>
+              <w:t xml:space="preserve">Нажать «Ещё» в нижней навигации.</w:t>
             </w:r>
           </w:p>
         </w:tc>
@@ -12753,7 +12753,7 @@
                 <w:sz w:val="20"/>
                 <w:szCs w:val="20"/>
               </w:rPr>
-              <w:t xml:space="preserve">Новый пользователь входит в систему; видит только разрешённые оператору разделы.</w:t>
+              <w:t xml:space="preserve">Открывается нижнее меню с остальными разделами (Визиты, Отчеты, Справочники, Пользователи, Журнал действий, Документация API), профилем и кнопкой «Выйти»; у оператора в навигации только «Заявки», «Врачи (НВ)» и «Ещё».</w:t>
             </w:r>
           </w:p>
         </w:tc>
@@ -12903,7 +12903,7 @@
                 <w:sz w:val="20"/>
                 <w:szCs w:val="20"/>
               </w:rPr>
-              <w:t xml:space="preserve">Пометить тестового пользователя на удаление и восстановить его.</w:t>
+              <w:t xml:space="preserve">Открыть «Заявки» на смартфоне.</w:t>
             </w:r>
           </w:p>
         </w:tc>
@@ -12934,7 +12934,1455 @@
                 <w:sz w:val="20"/>
                 <w:szCs w:val="20"/>
               </w:rPr>
-              <w:t xml:space="preserve">Подтверждение; бейдж «Помечен на удаление»; вход под учётной записью блокируется; восстановление возвращает доступ.</w:t>
+              <w:t xml:space="preserve">Заявки отображаются карточками (дата, пациент, НВ/ЛПУ, назначено/сделано, автор, «Куда направление»); таблица не используется; кнопка «+» (FAB) «Зарегистрировать заявку» постоянно доступна.</w:t>
+            </w:r>
+          </w:p>
+        </w:tc>
+        <w:tc>
+          <w:tcPr>
+            <w:tcW w:type="pct" w:w="13%"/>
+            <w:tcMar>
+              <w:top w:type="dxa" w:w="60"/>
+              <w:left w:type="dxa" w:w="100"/>
+              <w:bottom w:type="dxa" w:w="60"/>
+              <w:right w:type="dxa" w:w="100"/>
+            </w:tcMar>
+            <w:vAlign w:val="center"/>
+          </w:tcPr>
+          <w:p>
+            <w:pPr>
+              <w:keepNext w:val="false"/>
+              <w:spacing w:after="40" w:before="0"/>
+              <w:jc w:val="left"/>
+            </w:pPr>
+            <w:r>
+              <w:rPr>
+                <w:rFonts w:ascii="Times New Roman" w:cs="Times New Roman" w:eastAsia="Times New Roman" w:hAnsi="Times New Roman"/>
+                <w:b w:val="false"/>
+                <w:bCs w:val="false"/>
+                <w:i w:val="false"/>
+                <w:iCs w:val="false"/>
+                <w:color w:val="000000"/>
+                <w:sz w:val="18"/>
+                <w:szCs w:val="18"/>
+              </w:rPr>
+              <w:t xml:space="preserve">☐ Пройдено</w:t>
+            </w:r>
+          </w:p>
+          <w:p>
+            <w:pPr>
+              <w:keepNext w:val="false"/>
+              <w:spacing w:after="0" w:before="0"/>
+              <w:jc w:val="left"/>
+            </w:pPr>
+            <w:r>
+              <w:rPr>
+                <w:rFonts w:ascii="Times New Roman" w:cs="Times New Roman" w:eastAsia="Times New Roman" w:hAnsi="Times New Roman"/>
+                <w:b w:val="false"/>
+                <w:bCs w:val="false"/>
+                <w:i w:val="false"/>
+                <w:iCs w:val="false"/>
+                <w:color w:val="000000"/>
+                <w:sz w:val="18"/>
+                <w:szCs w:val="18"/>
+              </w:rPr>
+              <w:t xml:space="preserve">☐ Замечание</w:t>
+            </w:r>
+          </w:p>
+        </w:tc>
+        <w:tc>
+          <w:tcPr>
+            <w:tcW w:type="pct" w:w="16%"/>
+            <w:tcMar>
+              <w:top w:type="dxa" w:w="60"/>
+              <w:left w:type="dxa" w:w="100"/>
+              <w:bottom w:type="dxa" w:w="60"/>
+              <w:right w:type="dxa" w:w="100"/>
+            </w:tcMar>
+            <w:vAlign w:val="center"/>
+          </w:tcPr>
+          <w:p>
+            <w:pPr>
+              <w:spacing w:after="40"/>
+              <w:jc w:val="left"/>
+            </w:pPr>
+            <w:r>
+              <w:rPr>
+                <w:rFonts w:ascii="Times New Roman" w:cs="Times New Roman" w:eastAsia="Times New Roman" w:hAnsi="Times New Roman"/>
+                <w:b w:val="false"/>
+                <w:bCs w:val="false"/>
+                <w:i w:val="false"/>
+                <w:iCs w:val="false"/>
+                <w:color w:val="000000"/>
+                <w:sz w:val="20"/>
+                <w:szCs w:val="20"/>
+              </w:rPr>
+              <w:t xml:space="preserve"/>
+            </w:r>
+          </w:p>
+        </w:tc>
+      </w:tr>
+      <w:tr>
+        <w:trPr>
+          <w:cantSplit/>
+        </w:trPr>
+        <w:tc>
+          <w:tcPr>
+            <w:tcW w:type="pct" w:w="6%"/>
+            <w:tcMar>
+              <w:top w:type="dxa" w:w="60"/>
+              <w:left w:type="dxa" w:w="100"/>
+              <w:bottom w:type="dxa" w:w="60"/>
+              <w:right w:type="dxa" w:w="100"/>
+            </w:tcMar>
+            <w:vAlign w:val="center"/>
+          </w:tcPr>
+          <w:p>
+            <w:pPr>
+              <w:spacing w:after="40"/>
+              <w:jc w:val="center"/>
+            </w:pPr>
+            <w:r>
+              <w:rPr>
+                <w:rFonts w:ascii="Times New Roman" w:cs="Times New Roman" w:eastAsia="Times New Roman" w:hAnsi="Times New Roman"/>
+                <w:b w:val="false"/>
+                <w:bCs w:val="false"/>
+                <w:i w:val="false"/>
+                <w:iCs w:val="false"/>
+                <w:color w:val="000000"/>
+                <w:sz w:val="20"/>
+                <w:szCs w:val="20"/>
+              </w:rPr>
+              <w:t xml:space="preserve">4</w:t>
+            </w:r>
+          </w:p>
+        </w:tc>
+        <w:tc>
+          <w:tcPr>
+            <w:tcW w:type="pct" w:w="27%"/>
+            <w:tcMar>
+              <w:top w:type="dxa" w:w="60"/>
+              <w:left w:type="dxa" w:w="100"/>
+              <w:bottom w:type="dxa" w:w="60"/>
+              <w:right w:type="dxa" w:w="100"/>
+            </w:tcMar>
+            <w:vAlign w:val="center"/>
+          </w:tcPr>
+          <w:p>
+            <w:pPr>
+              <w:spacing w:after="40"/>
+              <w:jc w:val="left"/>
+            </w:pPr>
+            <w:r>
+              <w:rPr>
+                <w:rFonts w:ascii="Times New Roman" w:cs="Times New Roman" w:eastAsia="Times New Roman" w:hAnsi="Times New Roman"/>
+                <w:b w:val="false"/>
+                <w:bCs w:val="false"/>
+                <w:i w:val="false"/>
+                <w:iCs w:val="false"/>
+                <w:color w:val="000000"/>
+                <w:sz w:val="20"/>
+                <w:szCs w:val="20"/>
+              </w:rPr>
+              <w:t xml:space="preserve">Нажать FAB и создать заявку: заполнить только ФИО пациента и комментарий.</w:t>
+            </w:r>
+          </w:p>
+        </w:tc>
+        <w:tc>
+          <w:tcPr>
+            <w:tcW w:type="pct" w:w="38%"/>
+            <w:tcMar>
+              <w:top w:type="dxa" w:w="60"/>
+              <w:left w:type="dxa" w:w="100"/>
+              <w:bottom w:type="dxa" w:w="60"/>
+              <w:right w:type="dxa" w:w="100"/>
+            </w:tcMar>
+            <w:vAlign w:val="center"/>
+          </w:tcPr>
+          <w:p>
+            <w:pPr>
+              <w:spacing w:after="40"/>
+              <w:jc w:val="left"/>
+            </w:pPr>
+            <w:r>
+              <w:rPr>
+                <w:rFonts w:ascii="Times New Roman" w:cs="Times New Roman" w:eastAsia="Times New Roman" w:hAnsi="Times New Roman"/>
+                <w:b w:val="false"/>
+                <w:bCs w:val="false"/>
+                <w:i w:val="false"/>
+                <w:iCs w:val="false"/>
+                <w:color w:val="000000"/>
+                <w:sz w:val="20"/>
+                <w:szCs w:val="20"/>
+              </w:rPr>
+              <w:t xml:space="preserve">Форма открывается нижним листом с прокруткой и закреплёнными внизу кнопками; системная клавиатура не перекрывает поля; заявка сохраняется, НВ/ЛПУ — «Не указан/Не указано».</w:t>
+            </w:r>
+          </w:p>
+        </w:tc>
+        <w:tc>
+          <w:tcPr>
+            <w:tcW w:type="pct" w:w="13%"/>
+            <w:tcMar>
+              <w:top w:type="dxa" w:w="60"/>
+              <w:left w:type="dxa" w:w="100"/>
+              <w:bottom w:type="dxa" w:w="60"/>
+              <w:right w:type="dxa" w:w="100"/>
+            </w:tcMar>
+            <w:vAlign w:val="center"/>
+          </w:tcPr>
+          <w:p>
+            <w:pPr>
+              <w:keepNext w:val="false"/>
+              <w:spacing w:after="40" w:before="0"/>
+              <w:jc w:val="left"/>
+            </w:pPr>
+            <w:r>
+              <w:rPr>
+                <w:rFonts w:ascii="Times New Roman" w:cs="Times New Roman" w:eastAsia="Times New Roman" w:hAnsi="Times New Roman"/>
+                <w:b w:val="false"/>
+                <w:bCs w:val="false"/>
+                <w:i w:val="false"/>
+                <w:iCs w:val="false"/>
+                <w:color w:val="000000"/>
+                <w:sz w:val="18"/>
+                <w:szCs w:val="18"/>
+              </w:rPr>
+              <w:t xml:space="preserve">☐ Пройдено</w:t>
+            </w:r>
+          </w:p>
+          <w:p>
+            <w:pPr>
+              <w:keepNext w:val="false"/>
+              <w:spacing w:after="0" w:before="0"/>
+              <w:jc w:val="left"/>
+            </w:pPr>
+            <w:r>
+              <w:rPr>
+                <w:rFonts w:ascii="Times New Roman" w:cs="Times New Roman" w:eastAsia="Times New Roman" w:hAnsi="Times New Roman"/>
+                <w:b w:val="false"/>
+                <w:bCs w:val="false"/>
+                <w:i w:val="false"/>
+                <w:iCs w:val="false"/>
+                <w:color w:val="000000"/>
+                <w:sz w:val="18"/>
+                <w:szCs w:val="18"/>
+              </w:rPr>
+              <w:t xml:space="preserve">☐ Замечание</w:t>
+            </w:r>
+          </w:p>
+        </w:tc>
+        <w:tc>
+          <w:tcPr>
+            <w:tcW w:type="pct" w:w="16%"/>
+            <w:tcMar>
+              <w:top w:type="dxa" w:w="60"/>
+              <w:left w:type="dxa" w:w="100"/>
+              <w:bottom w:type="dxa" w:w="60"/>
+              <w:right w:type="dxa" w:w="100"/>
+            </w:tcMar>
+            <w:vAlign w:val="center"/>
+          </w:tcPr>
+          <w:p>
+            <w:pPr>
+              <w:spacing w:after="40"/>
+              <w:jc w:val="left"/>
+            </w:pPr>
+            <w:r>
+              <w:rPr>
+                <w:rFonts w:ascii="Times New Roman" w:cs="Times New Roman" w:eastAsia="Times New Roman" w:hAnsi="Times New Roman"/>
+                <w:b w:val="false"/>
+                <w:bCs w:val="false"/>
+                <w:i w:val="false"/>
+                <w:iCs w:val="false"/>
+                <w:color w:val="000000"/>
+                <w:sz w:val="20"/>
+                <w:szCs w:val="20"/>
+              </w:rPr>
+              <w:t xml:space="preserve"/>
+            </w:r>
+          </w:p>
+        </w:tc>
+      </w:tr>
+      <w:tr>
+        <w:trPr>
+          <w:cantSplit/>
+        </w:trPr>
+        <w:tc>
+          <w:tcPr>
+            <w:tcW w:type="pct" w:w="6%"/>
+            <w:tcMar>
+              <w:top w:type="dxa" w:w="60"/>
+              <w:left w:type="dxa" w:w="100"/>
+              <w:bottom w:type="dxa" w:w="60"/>
+              <w:right w:type="dxa" w:w="100"/>
+            </w:tcMar>
+            <w:vAlign w:val="center"/>
+          </w:tcPr>
+          <w:p>
+            <w:pPr>
+              <w:spacing w:after="40"/>
+              <w:jc w:val="center"/>
+            </w:pPr>
+            <w:r>
+              <w:rPr>
+                <w:rFonts w:ascii="Times New Roman" w:cs="Times New Roman" w:eastAsia="Times New Roman" w:hAnsi="Times New Roman"/>
+                <w:b w:val="false"/>
+                <w:bCs w:val="false"/>
+                <w:i w:val="false"/>
+                <w:iCs w:val="false"/>
+                <w:color w:val="000000"/>
+                <w:sz w:val="20"/>
+                <w:szCs w:val="20"/>
+              </w:rPr>
+              <w:t xml:space="preserve">5</w:t>
+            </w:r>
+          </w:p>
+        </w:tc>
+        <w:tc>
+          <w:tcPr>
+            <w:tcW w:type="pct" w:w="27%"/>
+            <w:tcMar>
+              <w:top w:type="dxa" w:w="60"/>
+              <w:left w:type="dxa" w:w="100"/>
+              <w:bottom w:type="dxa" w:w="60"/>
+              <w:right w:type="dxa" w:w="100"/>
+            </w:tcMar>
+            <w:vAlign w:val="center"/>
+          </w:tcPr>
+          <w:p>
+            <w:pPr>
+              <w:spacing w:after="40"/>
+              <w:jc w:val="left"/>
+            </w:pPr>
+            <w:r>
+              <w:rPr>
+                <w:rFonts w:ascii="Times New Roman" w:cs="Times New Roman" w:eastAsia="Times New Roman" w:hAnsi="Times New Roman"/>
+                <w:b w:val="false"/>
+                <w:bCs w:val="false"/>
+                <w:i w:val="false"/>
+                <w:iCs w:val="false"/>
+                <w:color w:val="000000"/>
+                <w:sz w:val="20"/>
+                <w:szCs w:val="20"/>
+              </w:rPr>
+              <w:t xml:space="preserve">На смартфоне открыть «Календарь визитов», вид «Месяц».</w:t>
+            </w:r>
+          </w:p>
+        </w:tc>
+        <w:tc>
+          <w:tcPr>
+            <w:tcW w:type="pct" w:w="38%"/>
+            <w:tcMar>
+              <w:top w:type="dxa" w:w="60"/>
+              <w:left w:type="dxa" w:w="100"/>
+              <w:bottom w:type="dxa" w:w="60"/>
+              <w:right w:type="dxa" w:w="100"/>
+            </w:tcMar>
+            <w:vAlign w:val="center"/>
+          </w:tcPr>
+          <w:p>
+            <w:pPr>
+              <w:spacing w:after="40"/>
+              <w:jc w:val="left"/>
+            </w:pPr>
+            <w:r>
+              <w:rPr>
+                <w:rFonts w:ascii="Times New Roman" w:cs="Times New Roman" w:eastAsia="Times New Roman" w:hAnsi="Times New Roman"/>
+                <w:b w:val="false"/>
+                <w:bCs w:val="false"/>
+                <w:i w:val="false"/>
+                <w:iCs w:val="false"/>
+                <w:color w:val="000000"/>
+                <w:sz w:val="20"/>
+                <w:szCs w:val="20"/>
+              </w:rPr>
+              <w:t xml:space="preserve">Компактные ячейки месяца с точками-индикаторами статусов визитов и заметной кнопкой «+» в каждом дне; клик по дню открывает расписание дня.</w:t>
+            </w:r>
+          </w:p>
+        </w:tc>
+        <w:tc>
+          <w:tcPr>
+            <w:tcW w:type="pct" w:w="13%"/>
+            <w:tcMar>
+              <w:top w:type="dxa" w:w="60"/>
+              <w:left w:type="dxa" w:w="100"/>
+              <w:bottom w:type="dxa" w:w="60"/>
+              <w:right w:type="dxa" w:w="100"/>
+            </w:tcMar>
+            <w:vAlign w:val="center"/>
+          </w:tcPr>
+          <w:p>
+            <w:pPr>
+              <w:keepNext w:val="false"/>
+              <w:spacing w:after="40" w:before="0"/>
+              <w:jc w:val="left"/>
+            </w:pPr>
+            <w:r>
+              <w:rPr>
+                <w:rFonts w:ascii="Times New Roman" w:cs="Times New Roman" w:eastAsia="Times New Roman" w:hAnsi="Times New Roman"/>
+                <w:b w:val="false"/>
+                <w:bCs w:val="false"/>
+                <w:i w:val="false"/>
+                <w:iCs w:val="false"/>
+                <w:color w:val="000000"/>
+                <w:sz w:val="18"/>
+                <w:szCs w:val="18"/>
+              </w:rPr>
+              <w:t xml:space="preserve">☐ Пройдено</w:t>
+            </w:r>
+          </w:p>
+          <w:p>
+            <w:pPr>
+              <w:keepNext w:val="false"/>
+              <w:spacing w:after="0" w:before="0"/>
+              <w:jc w:val="left"/>
+            </w:pPr>
+            <w:r>
+              <w:rPr>
+                <w:rFonts w:ascii="Times New Roman" w:cs="Times New Roman" w:eastAsia="Times New Roman" w:hAnsi="Times New Roman"/>
+                <w:b w:val="false"/>
+                <w:bCs w:val="false"/>
+                <w:i w:val="false"/>
+                <w:iCs w:val="false"/>
+                <w:color w:val="000000"/>
+                <w:sz w:val="18"/>
+                <w:szCs w:val="18"/>
+              </w:rPr>
+              <w:t xml:space="preserve">☐ Замечание</w:t>
+            </w:r>
+          </w:p>
+        </w:tc>
+        <w:tc>
+          <w:tcPr>
+            <w:tcW w:type="pct" w:w="16%"/>
+            <w:tcMar>
+              <w:top w:type="dxa" w:w="60"/>
+              <w:left w:type="dxa" w:w="100"/>
+              <w:bottom w:type="dxa" w:w="60"/>
+              <w:right w:type="dxa" w:w="100"/>
+            </w:tcMar>
+            <w:vAlign w:val="center"/>
+          </w:tcPr>
+          <w:p>
+            <w:pPr>
+              <w:spacing w:after="40"/>
+              <w:jc w:val="left"/>
+            </w:pPr>
+            <w:r>
+              <w:rPr>
+                <w:rFonts w:ascii="Times New Roman" w:cs="Times New Roman" w:eastAsia="Times New Roman" w:hAnsi="Times New Roman"/>
+                <w:b w:val="false"/>
+                <w:bCs w:val="false"/>
+                <w:i w:val="false"/>
+                <w:iCs w:val="false"/>
+                <w:color w:val="000000"/>
+                <w:sz w:val="20"/>
+                <w:szCs w:val="20"/>
+              </w:rPr>
+              <w:t xml:space="preserve"/>
+            </w:r>
+          </w:p>
+        </w:tc>
+      </w:tr>
+      <w:tr>
+        <w:trPr>
+          <w:cantSplit/>
+        </w:trPr>
+        <w:tc>
+          <w:tcPr>
+            <w:tcW w:type="pct" w:w="6%"/>
+            <w:tcMar>
+              <w:top w:type="dxa" w:w="60"/>
+              <w:left w:type="dxa" w:w="100"/>
+              <w:bottom w:type="dxa" w:w="60"/>
+              <w:right w:type="dxa" w:w="100"/>
+            </w:tcMar>
+            <w:vAlign w:val="center"/>
+          </w:tcPr>
+          <w:p>
+            <w:pPr>
+              <w:spacing w:after="40"/>
+              <w:jc w:val="center"/>
+            </w:pPr>
+            <w:r>
+              <w:rPr>
+                <w:rFonts w:ascii="Times New Roman" w:cs="Times New Roman" w:eastAsia="Times New Roman" w:hAnsi="Times New Roman"/>
+                <w:b w:val="false"/>
+                <w:bCs w:val="false"/>
+                <w:i w:val="false"/>
+                <w:iCs w:val="false"/>
+                <w:color w:val="000000"/>
+                <w:sz w:val="20"/>
+                <w:szCs w:val="20"/>
+              </w:rPr>
+              <w:t xml:space="preserve">6</w:t>
+            </w:r>
+          </w:p>
+        </w:tc>
+        <w:tc>
+          <w:tcPr>
+            <w:tcW w:type="pct" w:w="27%"/>
+            <w:tcMar>
+              <w:top w:type="dxa" w:w="60"/>
+              <w:left w:type="dxa" w:w="100"/>
+              <w:bottom w:type="dxa" w:w="60"/>
+              <w:right w:type="dxa" w:w="100"/>
+            </w:tcMar>
+            <w:vAlign w:val="center"/>
+          </w:tcPr>
+          <w:p>
+            <w:pPr>
+              <w:spacing w:after="40"/>
+              <w:jc w:val="left"/>
+            </w:pPr>
+            <w:r>
+              <w:rPr>
+                <w:rFonts w:ascii="Times New Roman" w:cs="Times New Roman" w:eastAsia="Times New Roman" w:hAnsi="Times New Roman"/>
+                <w:b w:val="false"/>
+                <w:bCs w:val="false"/>
+                <w:i w:val="false"/>
+                <w:iCs w:val="false"/>
+                <w:color w:val="000000"/>
+                <w:sz w:val="20"/>
+                <w:szCs w:val="20"/>
+              </w:rPr>
+              <w:t xml:space="preserve">Переключить вид «Неделя» на смартфоне.</w:t>
+            </w:r>
+          </w:p>
+        </w:tc>
+        <w:tc>
+          <w:tcPr>
+            <w:tcW w:type="pct" w:w="38%"/>
+            <w:tcMar>
+              <w:top w:type="dxa" w:w="60"/>
+              <w:left w:type="dxa" w:w="100"/>
+              <w:bottom w:type="dxa" w:w="60"/>
+              <w:right w:type="dxa" w:w="100"/>
+            </w:tcMar>
+            <w:vAlign w:val="center"/>
+          </w:tcPr>
+          <w:p>
+            <w:pPr>
+              <w:spacing w:after="40"/>
+              <w:jc w:val="left"/>
+            </w:pPr>
+            <w:r>
+              <w:rPr>
+                <w:rFonts w:ascii="Times New Roman" w:cs="Times New Roman" w:eastAsia="Times New Roman" w:hAnsi="Times New Roman"/>
+                <w:b w:val="false"/>
+                <w:bCs w:val="false"/>
+                <w:i w:val="false"/>
+                <w:iCs w:val="false"/>
+                <w:color w:val="000000"/>
+                <w:sz w:val="20"/>
+                <w:szCs w:val="20"/>
+              </w:rPr>
+              <w:t xml:space="preserve">Дни отображаются вертикальным списком (по одному в строку) с карточками визитов и кнопкой «+ Добавить» в каждом дне.</w:t>
+            </w:r>
+          </w:p>
+        </w:tc>
+        <w:tc>
+          <w:tcPr>
+            <w:tcW w:type="pct" w:w="13%"/>
+            <w:tcMar>
+              <w:top w:type="dxa" w:w="60"/>
+              <w:left w:type="dxa" w:w="100"/>
+              <w:bottom w:type="dxa" w:w="60"/>
+              <w:right w:type="dxa" w:w="100"/>
+            </w:tcMar>
+            <w:vAlign w:val="center"/>
+          </w:tcPr>
+          <w:p>
+            <w:pPr>
+              <w:keepNext w:val="false"/>
+              <w:spacing w:after="40" w:before="0"/>
+              <w:jc w:val="left"/>
+            </w:pPr>
+            <w:r>
+              <w:rPr>
+                <w:rFonts w:ascii="Times New Roman" w:cs="Times New Roman" w:eastAsia="Times New Roman" w:hAnsi="Times New Roman"/>
+                <w:b w:val="false"/>
+                <w:bCs w:val="false"/>
+                <w:i w:val="false"/>
+                <w:iCs w:val="false"/>
+                <w:color w:val="000000"/>
+                <w:sz w:val="18"/>
+                <w:szCs w:val="18"/>
+              </w:rPr>
+              <w:t xml:space="preserve">☐ Пройдено</w:t>
+            </w:r>
+          </w:p>
+          <w:p>
+            <w:pPr>
+              <w:keepNext w:val="false"/>
+              <w:spacing w:after="0" w:before="0"/>
+              <w:jc w:val="left"/>
+            </w:pPr>
+            <w:r>
+              <w:rPr>
+                <w:rFonts w:ascii="Times New Roman" w:cs="Times New Roman" w:eastAsia="Times New Roman" w:hAnsi="Times New Roman"/>
+                <w:b w:val="false"/>
+                <w:bCs w:val="false"/>
+                <w:i w:val="false"/>
+                <w:iCs w:val="false"/>
+                <w:color w:val="000000"/>
+                <w:sz w:val="18"/>
+                <w:szCs w:val="18"/>
+              </w:rPr>
+              <w:t xml:space="preserve">☐ Замечание</w:t>
+            </w:r>
+          </w:p>
+        </w:tc>
+        <w:tc>
+          <w:tcPr>
+            <w:tcW w:type="pct" w:w="16%"/>
+            <w:tcMar>
+              <w:top w:type="dxa" w:w="60"/>
+              <w:left w:type="dxa" w:w="100"/>
+              <w:bottom w:type="dxa" w:w="60"/>
+              <w:right w:type="dxa" w:w="100"/>
+            </w:tcMar>
+            <w:vAlign w:val="center"/>
+          </w:tcPr>
+          <w:p>
+            <w:pPr>
+              <w:spacing w:after="40"/>
+              <w:jc w:val="left"/>
+            </w:pPr>
+            <w:r>
+              <w:rPr>
+                <w:rFonts w:ascii="Times New Roman" w:cs="Times New Roman" w:eastAsia="Times New Roman" w:hAnsi="Times New Roman"/>
+                <w:b w:val="false"/>
+                <w:bCs w:val="false"/>
+                <w:i w:val="false"/>
+                <w:iCs w:val="false"/>
+                <w:color w:val="000000"/>
+                <w:sz w:val="20"/>
+                <w:szCs w:val="20"/>
+              </w:rPr>
+              <w:t xml:space="preserve"/>
+            </w:r>
+          </w:p>
+        </w:tc>
+      </w:tr>
+      <w:tr>
+        <w:trPr>
+          <w:cantSplit/>
+        </w:trPr>
+        <w:tc>
+          <w:tcPr>
+            <w:tcW w:type="pct" w:w="6%"/>
+            <w:tcMar>
+              <w:top w:type="dxa" w:w="60"/>
+              <w:left w:type="dxa" w:w="100"/>
+              <w:bottom w:type="dxa" w:w="60"/>
+              <w:right w:type="dxa" w:w="100"/>
+            </w:tcMar>
+            <w:vAlign w:val="center"/>
+          </w:tcPr>
+          <w:p>
+            <w:pPr>
+              <w:spacing w:after="40"/>
+              <w:jc w:val="center"/>
+            </w:pPr>
+            <w:r>
+              <w:rPr>
+                <w:rFonts w:ascii="Times New Roman" w:cs="Times New Roman" w:eastAsia="Times New Roman" w:hAnsi="Times New Roman"/>
+                <w:b w:val="false"/>
+                <w:bCs w:val="false"/>
+                <w:i w:val="false"/>
+                <w:iCs w:val="false"/>
+                <w:color w:val="000000"/>
+                <w:sz w:val="20"/>
+                <w:szCs w:val="20"/>
+              </w:rPr>
+              <w:t xml:space="preserve">7</w:t>
+            </w:r>
+          </w:p>
+        </w:tc>
+        <w:tc>
+          <w:tcPr>
+            <w:tcW w:type="pct" w:w="27%"/>
+            <w:tcMar>
+              <w:top w:type="dxa" w:w="60"/>
+              <w:left w:type="dxa" w:w="100"/>
+              <w:bottom w:type="dxa" w:w="60"/>
+              <w:right w:type="dxa" w:w="100"/>
+            </w:tcMar>
+            <w:vAlign w:val="center"/>
+          </w:tcPr>
+          <w:p>
+            <w:pPr>
+              <w:spacing w:after="40"/>
+              <w:jc w:val="left"/>
+            </w:pPr>
+            <w:r>
+              <w:rPr>
+                <w:rFonts w:ascii="Times New Roman" w:cs="Times New Roman" w:eastAsia="Times New Roman" w:hAnsi="Times New Roman"/>
+                <w:b w:val="false"/>
+                <w:bCs w:val="false"/>
+                <w:i w:val="false"/>
+                <w:iCs w:val="false"/>
+                <w:color w:val="000000"/>
+                <w:sz w:val="20"/>
+                <w:szCs w:val="20"/>
+              </w:rPr>
+              <w:t xml:space="preserve">В виде «День» нажать на свободный часовой слот (например, 14:00).</w:t>
+            </w:r>
+          </w:p>
+        </w:tc>
+        <w:tc>
+          <w:tcPr>
+            <w:tcW w:type="pct" w:w="38%"/>
+            <w:tcMar>
+              <w:top w:type="dxa" w:w="60"/>
+              <w:left w:type="dxa" w:w="100"/>
+              <w:bottom w:type="dxa" w:w="60"/>
+              <w:right w:type="dxa" w:w="100"/>
+            </w:tcMar>
+            <w:vAlign w:val="center"/>
+          </w:tcPr>
+          <w:p>
+            <w:pPr>
+              <w:spacing w:after="40"/>
+              <w:jc w:val="left"/>
+            </w:pPr>
+            <w:r>
+              <w:rPr>
+                <w:rFonts w:ascii="Times New Roman" w:cs="Times New Roman" w:eastAsia="Times New Roman" w:hAnsi="Times New Roman"/>
+                <w:b w:val="false"/>
+                <w:bCs w:val="false"/>
+                <w:i w:val="false"/>
+                <w:iCs w:val="false"/>
+                <w:color w:val="000000"/>
+                <w:sz w:val="20"/>
+                <w:szCs w:val="20"/>
+              </w:rPr>
+              <w:t xml:space="preserve">Открывается форма визита нижним листом с предзаполненными датой и временем; видны подсказки «Запланировать на 14:00»; также доступен FAB «Запланировать визит».</w:t>
+            </w:r>
+          </w:p>
+        </w:tc>
+        <w:tc>
+          <w:tcPr>
+            <w:tcW w:type="pct" w:w="13%"/>
+            <w:tcMar>
+              <w:top w:type="dxa" w:w="60"/>
+              <w:left w:type="dxa" w:w="100"/>
+              <w:bottom w:type="dxa" w:w="60"/>
+              <w:right w:type="dxa" w:w="100"/>
+            </w:tcMar>
+            <w:vAlign w:val="center"/>
+          </w:tcPr>
+          <w:p>
+            <w:pPr>
+              <w:keepNext w:val="false"/>
+              <w:spacing w:after="40" w:before="0"/>
+              <w:jc w:val="left"/>
+            </w:pPr>
+            <w:r>
+              <w:rPr>
+                <w:rFonts w:ascii="Times New Roman" w:cs="Times New Roman" w:eastAsia="Times New Roman" w:hAnsi="Times New Roman"/>
+                <w:b w:val="false"/>
+                <w:bCs w:val="false"/>
+                <w:i w:val="false"/>
+                <w:iCs w:val="false"/>
+                <w:color w:val="000000"/>
+                <w:sz w:val="18"/>
+                <w:szCs w:val="18"/>
+              </w:rPr>
+              <w:t xml:space="preserve">☐ Пройдено</w:t>
+            </w:r>
+          </w:p>
+          <w:p>
+            <w:pPr>
+              <w:keepNext w:val="false"/>
+              <w:spacing w:after="0" w:before="0"/>
+              <w:jc w:val="left"/>
+            </w:pPr>
+            <w:r>
+              <w:rPr>
+                <w:rFonts w:ascii="Times New Roman" w:cs="Times New Roman" w:eastAsia="Times New Roman" w:hAnsi="Times New Roman"/>
+                <w:b w:val="false"/>
+                <w:bCs w:val="false"/>
+                <w:i w:val="false"/>
+                <w:iCs w:val="false"/>
+                <w:color w:val="000000"/>
+                <w:sz w:val="18"/>
+                <w:szCs w:val="18"/>
+              </w:rPr>
+              <w:t xml:space="preserve">☐ Замечание</w:t>
+            </w:r>
+          </w:p>
+        </w:tc>
+        <w:tc>
+          <w:tcPr>
+            <w:tcW w:type="pct" w:w="16%"/>
+            <w:tcMar>
+              <w:top w:type="dxa" w:w="60"/>
+              <w:left w:type="dxa" w:w="100"/>
+              <w:bottom w:type="dxa" w:w="60"/>
+              <w:right w:type="dxa" w:w="100"/>
+            </w:tcMar>
+            <w:vAlign w:val="center"/>
+          </w:tcPr>
+          <w:p>
+            <w:pPr>
+              <w:spacing w:after="40"/>
+              <w:jc w:val="left"/>
+            </w:pPr>
+            <w:r>
+              <w:rPr>
+                <w:rFonts w:ascii="Times New Roman" w:cs="Times New Roman" w:eastAsia="Times New Roman" w:hAnsi="Times New Roman"/>
+                <w:b w:val="false"/>
+                <w:bCs w:val="false"/>
+                <w:i w:val="false"/>
+                <w:iCs w:val="false"/>
+                <w:color w:val="000000"/>
+                <w:sz w:val="20"/>
+                <w:szCs w:val="20"/>
+              </w:rPr>
+              <w:t xml:space="preserve"/>
+            </w:r>
+          </w:p>
+        </w:tc>
+      </w:tr>
+      <w:tr>
+        <w:trPr>
+          <w:cantSplit/>
+        </w:trPr>
+        <w:tc>
+          <w:tcPr>
+            <w:tcW w:type="pct" w:w="6%"/>
+            <w:tcMar>
+              <w:top w:type="dxa" w:w="60"/>
+              <w:left w:type="dxa" w:w="100"/>
+              <w:bottom w:type="dxa" w:w="60"/>
+              <w:right w:type="dxa" w:w="100"/>
+            </w:tcMar>
+            <w:vAlign w:val="center"/>
+          </w:tcPr>
+          <w:p>
+            <w:pPr>
+              <w:spacing w:after="40"/>
+              <w:jc w:val="center"/>
+            </w:pPr>
+            <w:r>
+              <w:rPr>
+                <w:rFonts w:ascii="Times New Roman" w:cs="Times New Roman" w:eastAsia="Times New Roman" w:hAnsi="Times New Roman"/>
+                <w:b w:val="false"/>
+                <w:bCs w:val="false"/>
+                <w:i w:val="false"/>
+                <w:iCs w:val="false"/>
+                <w:color w:val="000000"/>
+                <w:sz w:val="20"/>
+                <w:szCs w:val="20"/>
+              </w:rPr>
+              <w:t xml:space="preserve">8</w:t>
+            </w:r>
+          </w:p>
+        </w:tc>
+        <w:tc>
+          <w:tcPr>
+            <w:tcW w:type="pct" w:w="27%"/>
+            <w:tcMar>
+              <w:top w:type="dxa" w:w="60"/>
+              <w:left w:type="dxa" w:w="100"/>
+              <w:bottom w:type="dxa" w:w="60"/>
+              <w:right w:type="dxa" w:w="100"/>
+            </w:tcMar>
+            <w:vAlign w:val="center"/>
+          </w:tcPr>
+          <w:p>
+            <w:pPr>
+              <w:spacing w:after="40"/>
+              <w:jc w:val="left"/>
+            </w:pPr>
+            <w:r>
+              <w:rPr>
+                <w:rFonts w:ascii="Times New Roman" w:cs="Times New Roman" w:eastAsia="Times New Roman" w:hAnsi="Times New Roman"/>
+                <w:b w:val="false"/>
+                <w:bCs w:val="false"/>
+                <w:i w:val="false"/>
+                <w:iCs w:val="false"/>
+                <w:color w:val="000000"/>
+                <w:sz w:val="20"/>
+                <w:szCs w:val="20"/>
+              </w:rPr>
+              <w:t xml:space="preserve">Создать тестовый визит (выбрать врача, цель), затем открыть его карточку и изменить дату/время нативными полями.</w:t>
+            </w:r>
+          </w:p>
+        </w:tc>
+        <w:tc>
+          <w:tcPr>
+            <w:tcW w:type="pct" w:w="38%"/>
+            <w:tcMar>
+              <w:top w:type="dxa" w:w="60"/>
+              <w:left w:type="dxa" w:w="100"/>
+              <w:bottom w:type="dxa" w:w="60"/>
+              <w:right w:type="dxa" w:w="100"/>
+            </w:tcMar>
+            <w:vAlign w:val="center"/>
+          </w:tcPr>
+          <w:p>
+            <w:pPr>
+              <w:spacing w:after="40"/>
+              <w:jc w:val="left"/>
+            </w:pPr>
+            <w:r>
+              <w:rPr>
+                <w:rFonts w:ascii="Times New Roman" w:cs="Times New Roman" w:eastAsia="Times New Roman" w:hAnsi="Times New Roman"/>
+                <w:b w:val="false"/>
+                <w:bCs w:val="false"/>
+                <w:i w:val="false"/>
+                <w:iCs w:val="false"/>
+                <w:color w:val="000000"/>
+                <w:sz w:val="20"/>
+                <w:szCs w:val="20"/>
+              </w:rPr>
+              <w:t xml:space="preserve">Дата и время выбираются нативными пикерами (без перетаскивания); изменения сохраняются, визит отображается в календаре; после проверки удалите тестовый визит.</w:t>
+            </w:r>
+          </w:p>
+        </w:tc>
+        <w:tc>
+          <w:tcPr>
+            <w:tcW w:type="pct" w:w="13%"/>
+            <w:tcMar>
+              <w:top w:type="dxa" w:w="60"/>
+              <w:left w:type="dxa" w:w="100"/>
+              <w:bottom w:type="dxa" w:w="60"/>
+              <w:right w:type="dxa" w:w="100"/>
+            </w:tcMar>
+            <w:vAlign w:val="center"/>
+          </w:tcPr>
+          <w:p>
+            <w:pPr>
+              <w:keepNext w:val="false"/>
+              <w:spacing w:after="40" w:before="0"/>
+              <w:jc w:val="left"/>
+            </w:pPr>
+            <w:r>
+              <w:rPr>
+                <w:rFonts w:ascii="Times New Roman" w:cs="Times New Roman" w:eastAsia="Times New Roman" w:hAnsi="Times New Roman"/>
+                <w:b w:val="false"/>
+                <w:bCs w:val="false"/>
+                <w:i w:val="false"/>
+                <w:iCs w:val="false"/>
+                <w:color w:val="000000"/>
+                <w:sz w:val="18"/>
+                <w:szCs w:val="18"/>
+              </w:rPr>
+              <w:t xml:space="preserve">☐ Пройдено</w:t>
+            </w:r>
+          </w:p>
+          <w:p>
+            <w:pPr>
+              <w:keepNext w:val="false"/>
+              <w:spacing w:after="0" w:before="0"/>
+              <w:jc w:val="left"/>
+            </w:pPr>
+            <w:r>
+              <w:rPr>
+                <w:rFonts w:ascii="Times New Roman" w:cs="Times New Roman" w:eastAsia="Times New Roman" w:hAnsi="Times New Roman"/>
+                <w:b w:val="false"/>
+                <w:bCs w:val="false"/>
+                <w:i w:val="false"/>
+                <w:iCs w:val="false"/>
+                <w:color w:val="000000"/>
+                <w:sz w:val="18"/>
+                <w:szCs w:val="18"/>
+              </w:rPr>
+              <w:t xml:space="preserve">☐ Замечание</w:t>
+            </w:r>
+          </w:p>
+        </w:tc>
+        <w:tc>
+          <w:tcPr>
+            <w:tcW w:type="pct" w:w="16%"/>
+            <w:tcMar>
+              <w:top w:type="dxa" w:w="60"/>
+              <w:left w:type="dxa" w:w="100"/>
+              <w:bottom w:type="dxa" w:w="60"/>
+              <w:right w:type="dxa" w:w="100"/>
+            </w:tcMar>
+            <w:vAlign w:val="center"/>
+          </w:tcPr>
+          <w:p>
+            <w:pPr>
+              <w:spacing w:after="40"/>
+              <w:jc w:val="left"/>
+            </w:pPr>
+            <w:r>
+              <w:rPr>
+                <w:rFonts w:ascii="Times New Roman" w:cs="Times New Roman" w:eastAsia="Times New Roman" w:hAnsi="Times New Roman"/>
+                <w:b w:val="false"/>
+                <w:bCs w:val="false"/>
+                <w:i w:val="false"/>
+                <w:iCs w:val="false"/>
+                <w:color w:val="000000"/>
+                <w:sz w:val="20"/>
+                <w:szCs w:val="20"/>
+              </w:rPr>
+              <w:t xml:space="preserve"/>
+            </w:r>
+          </w:p>
+        </w:tc>
+      </w:tr>
+      <w:tr>
+        <w:trPr>
+          <w:cantSplit/>
+        </w:trPr>
+        <w:tc>
+          <w:tcPr>
+            <w:tcW w:type="pct" w:w="6%"/>
+            <w:tcMar>
+              <w:top w:type="dxa" w:w="60"/>
+              <w:left w:type="dxa" w:w="100"/>
+              <w:bottom w:type="dxa" w:w="60"/>
+              <w:right w:type="dxa" w:w="100"/>
+            </w:tcMar>
+            <w:vAlign w:val="center"/>
+          </w:tcPr>
+          <w:p>
+            <w:pPr>
+              <w:spacing w:after="40"/>
+              <w:jc w:val="center"/>
+            </w:pPr>
+            <w:r>
+              <w:rPr>
+                <w:rFonts w:ascii="Times New Roman" w:cs="Times New Roman" w:eastAsia="Times New Roman" w:hAnsi="Times New Roman"/>
+                <w:b w:val="false"/>
+                <w:bCs w:val="false"/>
+                <w:i w:val="false"/>
+                <w:iCs w:val="false"/>
+                <w:color w:val="000000"/>
+                <w:sz w:val="20"/>
+                <w:szCs w:val="20"/>
+              </w:rPr>
+              <w:t xml:space="preserve">9</w:t>
+            </w:r>
+          </w:p>
+        </w:tc>
+        <w:tc>
+          <w:tcPr>
+            <w:tcW w:type="pct" w:w="27%"/>
+            <w:tcMar>
+              <w:top w:type="dxa" w:w="60"/>
+              <w:left w:type="dxa" w:w="100"/>
+              <w:bottom w:type="dxa" w:w="60"/>
+              <w:right w:type="dxa" w:w="100"/>
+            </w:tcMar>
+            <w:vAlign w:val="center"/>
+          </w:tcPr>
+          <w:p>
+            <w:pPr>
+              <w:spacing w:after="40"/>
+              <w:jc w:val="left"/>
+            </w:pPr>
+            <w:r>
+              <w:rPr>
+                <w:rFonts w:ascii="Times New Roman" w:cs="Times New Roman" w:eastAsia="Times New Roman" w:hAnsi="Times New Roman"/>
+                <w:b w:val="false"/>
+                <w:bCs w:val="false"/>
+                <w:i w:val="false"/>
+                <w:iCs w:val="false"/>
+                <w:color w:val="000000"/>
+                <w:sz w:val="20"/>
+                <w:szCs w:val="20"/>
+              </w:rPr>
+              <w:t xml:space="preserve">Раскрыть фильтры в «Заявках» и «Календаре» на смартфоне.</w:t>
+            </w:r>
+          </w:p>
+        </w:tc>
+        <w:tc>
+          <w:tcPr>
+            <w:tcW w:type="pct" w:w="38%"/>
+            <w:tcMar>
+              <w:top w:type="dxa" w:w="60"/>
+              <w:left w:type="dxa" w:w="100"/>
+              <w:bottom w:type="dxa" w:w="60"/>
+              <w:right w:type="dxa" w:w="100"/>
+            </w:tcMar>
+            <w:vAlign w:val="center"/>
+          </w:tcPr>
+          <w:p>
+            <w:pPr>
+              <w:spacing w:after="40"/>
+              <w:jc w:val="left"/>
+            </w:pPr>
+            <w:r>
+              <w:rPr>
+                <w:rFonts w:ascii="Times New Roman" w:cs="Times New Roman" w:eastAsia="Times New Roman" w:hAnsi="Times New Roman"/>
+                <w:b w:val="false"/>
+                <w:bCs w:val="false"/>
+                <w:i w:val="false"/>
+                <w:iCs w:val="false"/>
+                <w:color w:val="000000"/>
+                <w:sz w:val="20"/>
+                <w:szCs w:val="20"/>
+              </w:rPr>
+              <w:t xml:space="preserve">Панель фильтров сворачивается; при активных фильтрах на кнопке отображается бейдж-счётчик; применение фильтров обновляет список.</w:t>
+            </w:r>
+          </w:p>
+        </w:tc>
+        <w:tc>
+          <w:tcPr>
+            <w:tcW w:type="pct" w:w="13%"/>
+            <w:tcMar>
+              <w:top w:type="dxa" w:w="60"/>
+              <w:left w:type="dxa" w:w="100"/>
+              <w:bottom w:type="dxa" w:w="60"/>
+              <w:right w:type="dxa" w:w="100"/>
+            </w:tcMar>
+            <w:vAlign w:val="center"/>
+          </w:tcPr>
+          <w:p>
+            <w:pPr>
+              <w:keepNext w:val="false"/>
+              <w:spacing w:after="40" w:before="0"/>
+              <w:jc w:val="left"/>
+            </w:pPr>
+            <w:r>
+              <w:rPr>
+                <w:rFonts w:ascii="Times New Roman" w:cs="Times New Roman" w:eastAsia="Times New Roman" w:hAnsi="Times New Roman"/>
+                <w:b w:val="false"/>
+                <w:bCs w:val="false"/>
+                <w:i w:val="false"/>
+                <w:iCs w:val="false"/>
+                <w:color w:val="000000"/>
+                <w:sz w:val="18"/>
+                <w:szCs w:val="18"/>
+              </w:rPr>
+              <w:t xml:space="preserve">☐ Пройдено</w:t>
+            </w:r>
+          </w:p>
+          <w:p>
+            <w:pPr>
+              <w:keepNext w:val="false"/>
+              <w:spacing w:after="0" w:before="0"/>
+              <w:jc w:val="left"/>
+            </w:pPr>
+            <w:r>
+              <w:rPr>
+                <w:rFonts w:ascii="Times New Roman" w:cs="Times New Roman" w:eastAsia="Times New Roman" w:hAnsi="Times New Roman"/>
+                <w:b w:val="false"/>
+                <w:bCs w:val="false"/>
+                <w:i w:val="false"/>
+                <w:iCs w:val="false"/>
+                <w:color w:val="000000"/>
+                <w:sz w:val="18"/>
+                <w:szCs w:val="18"/>
+              </w:rPr>
+              <w:t xml:space="preserve">☐ Замечание</w:t>
+            </w:r>
+          </w:p>
+        </w:tc>
+        <w:tc>
+          <w:tcPr>
+            <w:tcW w:type="pct" w:w="16%"/>
+            <w:tcMar>
+              <w:top w:type="dxa" w:w="60"/>
+              <w:left w:type="dxa" w:w="100"/>
+              <w:bottom w:type="dxa" w:w="60"/>
+              <w:right w:type="dxa" w:w="100"/>
+            </w:tcMar>
+            <w:vAlign w:val="center"/>
+          </w:tcPr>
+          <w:p>
+            <w:pPr>
+              <w:spacing w:after="40"/>
+              <w:jc w:val="left"/>
+            </w:pPr>
+            <w:r>
+              <w:rPr>
+                <w:rFonts w:ascii="Times New Roman" w:cs="Times New Roman" w:eastAsia="Times New Roman" w:hAnsi="Times New Roman"/>
+                <w:b w:val="false"/>
+                <w:bCs w:val="false"/>
+                <w:i w:val="false"/>
+                <w:iCs w:val="false"/>
+                <w:color w:val="000000"/>
+                <w:sz w:val="20"/>
+                <w:szCs w:val="20"/>
+              </w:rPr>
+              <w:t xml:space="preserve"/>
+            </w:r>
+          </w:p>
+        </w:tc>
+      </w:tr>
+      <w:tr>
+        <w:trPr>
+          <w:cantSplit/>
+        </w:trPr>
+        <w:tc>
+          <w:tcPr>
+            <w:tcW w:type="pct" w:w="6%"/>
+            <w:tcMar>
+              <w:top w:type="dxa" w:w="60"/>
+              <w:left w:type="dxa" w:w="100"/>
+              <w:bottom w:type="dxa" w:w="60"/>
+              <w:right w:type="dxa" w:w="100"/>
+            </w:tcMar>
+            <w:vAlign w:val="center"/>
+          </w:tcPr>
+          <w:p>
+            <w:pPr>
+              <w:spacing w:after="40"/>
+              <w:jc w:val="center"/>
+            </w:pPr>
+            <w:r>
+              <w:rPr>
+                <w:rFonts w:ascii="Times New Roman" w:cs="Times New Roman" w:eastAsia="Times New Roman" w:hAnsi="Times New Roman"/>
+                <w:b w:val="false"/>
+                <w:bCs w:val="false"/>
+                <w:i w:val="false"/>
+                <w:iCs w:val="false"/>
+                <w:color w:val="000000"/>
+                <w:sz w:val="20"/>
+                <w:szCs w:val="20"/>
+              </w:rPr>
+              <w:t xml:space="preserve">10</w:t>
+            </w:r>
+          </w:p>
+        </w:tc>
+        <w:tc>
+          <w:tcPr>
+            <w:tcW w:type="pct" w:w="27%"/>
+            <w:tcMar>
+              <w:top w:type="dxa" w:w="60"/>
+              <w:left w:type="dxa" w:w="100"/>
+              <w:bottom w:type="dxa" w:w="60"/>
+              <w:right w:type="dxa" w:w="100"/>
+            </w:tcMar>
+            <w:vAlign w:val="center"/>
+          </w:tcPr>
+          <w:p>
+            <w:pPr>
+              <w:spacing w:after="40"/>
+              <w:jc w:val="left"/>
+            </w:pPr>
+            <w:r>
+              <w:rPr>
+                <w:rFonts w:ascii="Times New Roman" w:cs="Times New Roman" w:eastAsia="Times New Roman" w:hAnsi="Times New Roman"/>
+                <w:b w:val="false"/>
+                <w:bCs w:val="false"/>
+                <w:i w:val="false"/>
+                <w:iCs w:val="false"/>
+                <w:color w:val="000000"/>
+                <w:sz w:val="20"/>
+                <w:szCs w:val="20"/>
+              </w:rPr>
+              <w:t xml:space="preserve">Проверить нижние формы и навигацию на устройстве с вырезом экрана (или жест-баром).</w:t>
+            </w:r>
+          </w:p>
+        </w:tc>
+        <w:tc>
+          <w:tcPr>
+            <w:tcW w:type="pct" w:w="38%"/>
+            <w:tcMar>
+              <w:top w:type="dxa" w:w="60"/>
+              <w:left w:type="dxa" w:w="100"/>
+              <w:bottom w:type="dxa" w:w="60"/>
+              <w:right w:type="dxa" w:w="100"/>
+            </w:tcMar>
+            <w:vAlign w:val="center"/>
+          </w:tcPr>
+          <w:p>
+            <w:pPr>
+              <w:spacing w:after="40"/>
+              <w:jc w:val="left"/>
+            </w:pPr>
+            <w:r>
+              <w:rPr>
+                <w:rFonts w:ascii="Times New Roman" w:cs="Times New Roman" w:eastAsia="Times New Roman" w:hAnsi="Times New Roman"/>
+                <w:b w:val="false"/>
+                <w:bCs w:val="false"/>
+                <w:i w:val="false"/>
+                <w:iCs w:val="false"/>
+                <w:color w:val="000000"/>
+                <w:sz w:val="20"/>
+                <w:szCs w:val="20"/>
+              </w:rPr>
+              <w:t xml:space="preserve">Нижняя навигация и кнопки форм учитывают safe-area и не перекрываются системной панелью; контент не уходит под элементы управления.</w:t>
+            </w:r>
+          </w:p>
+        </w:tc>
+        <w:tc>
+          <w:tcPr>
+            <w:tcW w:type="pct" w:w="13%"/>
+            <w:tcMar>
+              <w:top w:type="dxa" w:w="60"/>
+              <w:left w:type="dxa" w:w="100"/>
+              <w:bottom w:type="dxa" w:w="60"/>
+              <w:right w:type="dxa" w:w="100"/>
+            </w:tcMar>
+            <w:vAlign w:val="center"/>
+          </w:tcPr>
+          <w:p>
+            <w:pPr>
+              <w:keepNext w:val="false"/>
+              <w:spacing w:after="40" w:before="0"/>
+              <w:jc w:val="left"/>
+            </w:pPr>
+            <w:r>
+              <w:rPr>
+                <w:rFonts w:ascii="Times New Roman" w:cs="Times New Roman" w:eastAsia="Times New Roman" w:hAnsi="Times New Roman"/>
+                <w:b w:val="false"/>
+                <w:bCs w:val="false"/>
+                <w:i w:val="false"/>
+                <w:iCs w:val="false"/>
+                <w:color w:val="000000"/>
+                <w:sz w:val="18"/>
+                <w:szCs w:val="18"/>
+              </w:rPr>
+              <w:t xml:space="preserve">☐ Пройдено</w:t>
+            </w:r>
+          </w:p>
+          <w:p>
+            <w:pPr>
+              <w:keepNext w:val="false"/>
+              <w:spacing w:after="0" w:before="0"/>
+              <w:jc w:val="left"/>
+            </w:pPr>
+            <w:r>
+              <w:rPr>
+                <w:rFonts w:ascii="Times New Roman" w:cs="Times New Roman" w:eastAsia="Times New Roman" w:hAnsi="Times New Roman"/>
+                <w:b w:val="false"/>
+                <w:bCs w:val="false"/>
+                <w:i w:val="false"/>
+                <w:iCs w:val="false"/>
+                <w:color w:val="000000"/>
+                <w:sz w:val="18"/>
+                <w:szCs w:val="18"/>
+              </w:rPr>
+              <w:t xml:space="preserve">☐ Замечание</w:t>
+            </w:r>
+          </w:p>
+        </w:tc>
+        <w:tc>
+          <w:tcPr>
+            <w:tcW w:type="pct" w:w="16%"/>
+            <w:tcMar>
+              <w:top w:type="dxa" w:w="60"/>
+              <w:left w:type="dxa" w:w="100"/>
+              <w:bottom w:type="dxa" w:w="60"/>
+              <w:right w:type="dxa" w:w="100"/>
+            </w:tcMar>
+            <w:vAlign w:val="center"/>
+          </w:tcPr>
+          <w:p>
+            <w:pPr>
+              <w:spacing w:after="40"/>
+              <w:jc w:val="left"/>
+            </w:pPr>
+            <w:r>
+              <w:rPr>
+                <w:rFonts w:ascii="Times New Roman" w:cs="Times New Roman" w:eastAsia="Times New Roman" w:hAnsi="Times New Roman"/>
+                <w:b w:val="false"/>
+                <w:bCs w:val="false"/>
+                <w:i w:val="false"/>
+                <w:iCs w:val="false"/>
+                <w:color w:val="000000"/>
+                <w:sz w:val="20"/>
+                <w:szCs w:val="20"/>
+              </w:rPr>
+              <w:t xml:space="preserve"/>
+            </w:r>
+          </w:p>
+        </w:tc>
+      </w:tr>
+      <w:tr>
+        <w:trPr>
+          <w:cantSplit/>
+        </w:trPr>
+        <w:tc>
+          <w:tcPr>
+            <w:tcW w:type="pct" w:w="6%"/>
+            <w:tcMar>
+              <w:top w:type="dxa" w:w="60"/>
+              <w:left w:type="dxa" w:w="100"/>
+              <w:bottom w:type="dxa" w:w="60"/>
+              <w:right w:type="dxa" w:w="100"/>
+            </w:tcMar>
+            <w:vAlign w:val="center"/>
+          </w:tcPr>
+          <w:p>
+            <w:pPr>
+              <w:spacing w:after="40"/>
+              <w:jc w:val="center"/>
+            </w:pPr>
+            <w:r>
+              <w:rPr>
+                <w:rFonts w:ascii="Times New Roman" w:cs="Times New Roman" w:eastAsia="Times New Roman" w:hAnsi="Times New Roman"/>
+                <w:b w:val="false"/>
+                <w:bCs w:val="false"/>
+                <w:i w:val="false"/>
+                <w:iCs w:val="false"/>
+                <w:color w:val="000000"/>
+                <w:sz w:val="20"/>
+                <w:szCs w:val="20"/>
+              </w:rPr>
+              <w:t xml:space="preserve">11</w:t>
+            </w:r>
+          </w:p>
+        </w:tc>
+        <w:tc>
+          <w:tcPr>
+            <w:tcW w:type="pct" w:w="27%"/>
+            <w:tcMar>
+              <w:top w:type="dxa" w:w="60"/>
+              <w:left w:type="dxa" w:w="100"/>
+              <w:bottom w:type="dxa" w:w="60"/>
+              <w:right w:type="dxa" w:w="100"/>
+            </w:tcMar>
+            <w:vAlign w:val="center"/>
+          </w:tcPr>
+          <w:p>
+            <w:pPr>
+              <w:spacing w:after="40"/>
+              <w:jc w:val="left"/>
+            </w:pPr>
+            <w:r>
+              <w:rPr>
+                <w:rFonts w:ascii="Times New Roman" w:cs="Times New Roman" w:eastAsia="Times New Roman" w:hAnsi="Times New Roman"/>
+                <w:b w:val="false"/>
+                <w:bCs w:val="false"/>
+                <w:i w:val="false"/>
+                <w:iCs w:val="false"/>
+                <w:color w:val="000000"/>
+                <w:sz w:val="20"/>
+                <w:szCs w:val="20"/>
+              </w:rPr>
+              <w:t xml:space="preserve">Открыть приложение на десктопе (ширина ≥1024 px).</w:t>
+            </w:r>
+          </w:p>
+        </w:tc>
+        <w:tc>
+          <w:tcPr>
+            <w:tcW w:type="pct" w:w="38%"/>
+            <w:tcMar>
+              <w:top w:type="dxa" w:w="60"/>
+              <w:left w:type="dxa" w:w="100"/>
+              <w:bottom w:type="dxa" w:w="60"/>
+              <w:right w:type="dxa" w:w="100"/>
+            </w:tcMar>
+            <w:vAlign w:val="center"/>
+          </w:tcPr>
+          <w:p>
+            <w:pPr>
+              <w:spacing w:after="40"/>
+              <w:jc w:val="left"/>
+            </w:pPr>
+            <w:r>
+              <w:rPr>
+                <w:rFonts w:ascii="Times New Roman" w:cs="Times New Roman" w:eastAsia="Times New Roman" w:hAnsi="Times New Roman"/>
+                <w:b w:val="false"/>
+                <w:bCs w:val="false"/>
+                <w:i w:val="false"/>
+                <w:iCs w:val="false"/>
+                <w:color w:val="000000"/>
+                <w:sz w:val="20"/>
+                <w:szCs w:val="20"/>
+              </w:rPr>
+              <w:t xml:space="preserve">Отображается прежний интерфейс в стиле 1С: боковая панель, таблицы, перетаскивание визитов мышью, диалоговые формы; мобильные элементы скрыты.</w:t>
             </w:r>
           </w:p>
         </w:tc>
@@ -13040,7 +14488,7 @@
           <w:sz w:val="26"/>
           <w:szCs w:val="26"/>
         </w:rPr>
-        <w:t xml:space="preserve">11. Журнал аудита</w:t>
+        <w:t xml:space="preserve">11. Пользователи</w:t>
       </w:r>
     </w:p>
     <w:tbl>
@@ -13290,7 +14738,7 @@
                 <w:sz w:val="20"/>
                 <w:szCs w:val="20"/>
               </w:rPr>
-              <w:t xml:space="preserve">Открыть «Журнал».</w:t>
+              <w:t xml:space="preserve">Открыть «Пользователи» (под МП).</w:t>
             </w:r>
           </w:p>
         </w:tc>
@@ -13321,7 +14769,7 @@
                 <w:sz w:val="20"/>
                 <w:szCs w:val="20"/>
               </w:rPr>
-              <w:t xml:space="preserve">Отображаются записи о входах, изменениях, удалениях и экспортах с датой и автором.</w:t>
+              <w:t xml:space="preserve">Список пользователей; сортировка по клику на заголовки столбцов (логин, ФИО, роль).</w:t>
             </w:r>
           </w:p>
         </w:tc>
@@ -13471,7 +14919,7 @@
                 <w:sz w:val="20"/>
                 <w:szCs w:val="20"/>
               </w:rPr>
-              <w:t xml:space="preserve">Найти записи, созданные во время проверки.</w:t>
+              <w:t xml:space="preserve">Создать пользователя с ролью «Оператор» и войти под ним.</w:t>
             </w:r>
           </w:p>
         </w:tc>
@@ -13502,7 +14950,188 @@
                 <w:sz w:val="20"/>
                 <w:szCs w:val="20"/>
               </w:rPr>
-              <w:t xml:space="preserve">Действия из предыдущих пунктов прослеживаются в журнале.</w:t>
+              <w:t xml:space="preserve">Новый пользователь входит в систему; видит только разрешённые оператору разделы.</w:t>
+            </w:r>
+          </w:p>
+        </w:tc>
+        <w:tc>
+          <w:tcPr>
+            <w:tcW w:type="pct" w:w="13%"/>
+            <w:tcMar>
+              <w:top w:type="dxa" w:w="60"/>
+              <w:left w:type="dxa" w:w="100"/>
+              <w:bottom w:type="dxa" w:w="60"/>
+              <w:right w:type="dxa" w:w="100"/>
+            </w:tcMar>
+            <w:vAlign w:val="center"/>
+          </w:tcPr>
+          <w:p>
+            <w:pPr>
+              <w:keepNext w:val="false"/>
+              <w:spacing w:after="40" w:before="0"/>
+              <w:jc w:val="left"/>
+            </w:pPr>
+            <w:r>
+              <w:rPr>
+                <w:rFonts w:ascii="Times New Roman" w:cs="Times New Roman" w:eastAsia="Times New Roman" w:hAnsi="Times New Roman"/>
+                <w:b w:val="false"/>
+                <w:bCs w:val="false"/>
+                <w:i w:val="false"/>
+                <w:iCs w:val="false"/>
+                <w:color w:val="000000"/>
+                <w:sz w:val="18"/>
+                <w:szCs w:val="18"/>
+              </w:rPr>
+              <w:t xml:space="preserve">☐ Пройдено</w:t>
+            </w:r>
+          </w:p>
+          <w:p>
+            <w:pPr>
+              <w:keepNext w:val="false"/>
+              <w:spacing w:after="0" w:before="0"/>
+              <w:jc w:val="left"/>
+            </w:pPr>
+            <w:r>
+              <w:rPr>
+                <w:rFonts w:ascii="Times New Roman" w:cs="Times New Roman" w:eastAsia="Times New Roman" w:hAnsi="Times New Roman"/>
+                <w:b w:val="false"/>
+                <w:bCs w:val="false"/>
+                <w:i w:val="false"/>
+                <w:iCs w:val="false"/>
+                <w:color w:val="000000"/>
+                <w:sz w:val="18"/>
+                <w:szCs w:val="18"/>
+              </w:rPr>
+              <w:t xml:space="preserve">☐ Замечание</w:t>
+            </w:r>
+          </w:p>
+        </w:tc>
+        <w:tc>
+          <w:tcPr>
+            <w:tcW w:type="pct" w:w="16%"/>
+            <w:tcMar>
+              <w:top w:type="dxa" w:w="60"/>
+              <w:left w:type="dxa" w:w="100"/>
+              <w:bottom w:type="dxa" w:w="60"/>
+              <w:right w:type="dxa" w:w="100"/>
+            </w:tcMar>
+            <w:vAlign w:val="center"/>
+          </w:tcPr>
+          <w:p>
+            <w:pPr>
+              <w:spacing w:after="40"/>
+              <w:jc w:val="left"/>
+            </w:pPr>
+            <w:r>
+              <w:rPr>
+                <w:rFonts w:ascii="Times New Roman" w:cs="Times New Roman" w:eastAsia="Times New Roman" w:hAnsi="Times New Roman"/>
+                <w:b w:val="false"/>
+                <w:bCs w:val="false"/>
+                <w:i w:val="false"/>
+                <w:iCs w:val="false"/>
+                <w:color w:val="000000"/>
+                <w:sz w:val="20"/>
+                <w:szCs w:val="20"/>
+              </w:rPr>
+              <w:t xml:space="preserve"/>
+            </w:r>
+          </w:p>
+        </w:tc>
+      </w:tr>
+      <w:tr>
+        <w:trPr>
+          <w:cantSplit/>
+        </w:trPr>
+        <w:tc>
+          <w:tcPr>
+            <w:tcW w:type="pct" w:w="6%"/>
+            <w:tcMar>
+              <w:top w:type="dxa" w:w="60"/>
+              <w:left w:type="dxa" w:w="100"/>
+              <w:bottom w:type="dxa" w:w="60"/>
+              <w:right w:type="dxa" w:w="100"/>
+            </w:tcMar>
+            <w:vAlign w:val="center"/>
+          </w:tcPr>
+          <w:p>
+            <w:pPr>
+              <w:spacing w:after="40"/>
+              <w:jc w:val="center"/>
+            </w:pPr>
+            <w:r>
+              <w:rPr>
+                <w:rFonts w:ascii="Times New Roman" w:cs="Times New Roman" w:eastAsia="Times New Roman" w:hAnsi="Times New Roman"/>
+                <w:b w:val="false"/>
+                <w:bCs w:val="false"/>
+                <w:i w:val="false"/>
+                <w:iCs w:val="false"/>
+                <w:color w:val="000000"/>
+                <w:sz w:val="20"/>
+                <w:szCs w:val="20"/>
+              </w:rPr>
+              <w:t xml:space="preserve">3</w:t>
+            </w:r>
+          </w:p>
+        </w:tc>
+        <w:tc>
+          <w:tcPr>
+            <w:tcW w:type="pct" w:w="27%"/>
+            <w:tcMar>
+              <w:top w:type="dxa" w:w="60"/>
+              <w:left w:type="dxa" w:w="100"/>
+              <w:bottom w:type="dxa" w:w="60"/>
+              <w:right w:type="dxa" w:w="100"/>
+            </w:tcMar>
+            <w:vAlign w:val="center"/>
+          </w:tcPr>
+          <w:p>
+            <w:pPr>
+              <w:spacing w:after="40"/>
+              <w:jc w:val="left"/>
+            </w:pPr>
+            <w:r>
+              <w:rPr>
+                <w:rFonts w:ascii="Times New Roman" w:cs="Times New Roman" w:eastAsia="Times New Roman" w:hAnsi="Times New Roman"/>
+                <w:b w:val="false"/>
+                <w:bCs w:val="false"/>
+                <w:i w:val="false"/>
+                <w:iCs w:val="false"/>
+                <w:color w:val="000000"/>
+                <w:sz w:val="20"/>
+                <w:szCs w:val="20"/>
+              </w:rPr>
+              <w:t xml:space="preserve">Пометить тестового пользователя на удаление и восстановить его.</w:t>
+            </w:r>
+          </w:p>
+        </w:tc>
+        <w:tc>
+          <w:tcPr>
+            <w:tcW w:type="pct" w:w="38%"/>
+            <w:tcMar>
+              <w:top w:type="dxa" w:w="60"/>
+              <w:left w:type="dxa" w:w="100"/>
+              <w:bottom w:type="dxa" w:w="60"/>
+              <w:right w:type="dxa" w:w="100"/>
+            </w:tcMar>
+            <w:vAlign w:val="center"/>
+          </w:tcPr>
+          <w:p>
+            <w:pPr>
+              <w:spacing w:after="40"/>
+              <w:jc w:val="left"/>
+            </w:pPr>
+            <w:r>
+              <w:rPr>
+                <w:rFonts w:ascii="Times New Roman" w:cs="Times New Roman" w:eastAsia="Times New Roman" w:hAnsi="Times New Roman"/>
+                <w:b w:val="false"/>
+                <w:bCs w:val="false"/>
+                <w:i w:val="false"/>
+                <w:iCs w:val="false"/>
+                <w:color w:val="000000"/>
+                <w:sz w:val="20"/>
+                <w:szCs w:val="20"/>
+              </w:rPr>
+              <w:t xml:space="preserve">Подтверждение; бейдж «Помечен на удаление»; вход под учётной записью блокируется; восстановление возвращает доступ.</w:t>
             </w:r>
           </w:p>
         </w:tc>
@@ -13608,7 +15237,7 @@
           <w:sz w:val="26"/>
           <w:szCs w:val="26"/>
         </w:rPr>
-        <w:t xml:space="preserve">12. Общие требования</w:t>
+        <w:t xml:space="preserve">12. Журнал аудита</w:t>
       </w:r>
     </w:p>
     <w:tbl>
@@ -13858,7 +15487,7 @@
                 <w:sz w:val="20"/>
                 <w:szCs w:val="20"/>
               </w:rPr>
-              <w:t xml:space="preserve">Оценить оформление интерфейса.</w:t>
+              <w:t xml:space="preserve">Открыть «Журнал».</w:t>
             </w:r>
           </w:p>
         </w:tc>
@@ -13889,7 +15518,7 @@
                 <w:sz w:val="20"/>
                 <w:szCs w:val="20"/>
               </w:rPr>
-              <w:t xml:space="preserve">Корпоративная палитра брендбука (основной синий #194688, акцент #0196d2); оранжевые элементы 1С отсутствуют.</w:t>
+              <w:t xml:space="preserve">Отображаются записи о входах, изменениях, удалениях и экспортах с датой и автором.</w:t>
             </w:r>
           </w:p>
         </w:tc>
@@ -14039,7 +15668,7 @@
                 <w:sz w:val="20"/>
                 <w:szCs w:val="20"/>
               </w:rPr>
-              <w:t xml:space="preserve">Сузить окно браузера до ширины телефона (≈375 px) или открыть с мобильного устройства.</w:t>
+              <w:t xml:space="preserve">Найти записи, созданные во время проверки.</w:t>
             </w:r>
           </w:p>
         </w:tc>
@@ -14070,7 +15699,575 @@
                 <w:sz w:val="20"/>
                 <w:szCs w:val="20"/>
               </w:rPr>
-              <w:t xml:space="preserve">Боковая панель сворачивается в иконки; формы и таблицы читаемы, контент не уходит в горизонтальный скролл.</w:t>
+              <w:t xml:space="preserve">Действия из предыдущих пунктов прослеживаются в журнале.</w:t>
+            </w:r>
+          </w:p>
+        </w:tc>
+        <w:tc>
+          <w:tcPr>
+            <w:tcW w:type="pct" w:w="13%"/>
+            <w:tcMar>
+              <w:top w:type="dxa" w:w="60"/>
+              <w:left w:type="dxa" w:w="100"/>
+              <w:bottom w:type="dxa" w:w="60"/>
+              <w:right w:type="dxa" w:w="100"/>
+            </w:tcMar>
+            <w:vAlign w:val="center"/>
+          </w:tcPr>
+          <w:p>
+            <w:pPr>
+              <w:keepNext w:val="false"/>
+              <w:spacing w:after="40" w:before="0"/>
+              <w:jc w:val="left"/>
+            </w:pPr>
+            <w:r>
+              <w:rPr>
+                <w:rFonts w:ascii="Times New Roman" w:cs="Times New Roman" w:eastAsia="Times New Roman" w:hAnsi="Times New Roman"/>
+                <w:b w:val="false"/>
+                <w:bCs w:val="false"/>
+                <w:i w:val="false"/>
+                <w:iCs w:val="false"/>
+                <w:color w:val="000000"/>
+                <w:sz w:val="18"/>
+                <w:szCs w:val="18"/>
+              </w:rPr>
+              <w:t xml:space="preserve">☐ Пройдено</w:t>
+            </w:r>
+          </w:p>
+          <w:p>
+            <w:pPr>
+              <w:keepNext w:val="false"/>
+              <w:spacing w:after="0" w:before="0"/>
+              <w:jc w:val="left"/>
+            </w:pPr>
+            <w:r>
+              <w:rPr>
+                <w:rFonts w:ascii="Times New Roman" w:cs="Times New Roman" w:eastAsia="Times New Roman" w:hAnsi="Times New Roman"/>
+                <w:b w:val="false"/>
+                <w:bCs w:val="false"/>
+                <w:i w:val="false"/>
+                <w:iCs w:val="false"/>
+                <w:color w:val="000000"/>
+                <w:sz w:val="18"/>
+                <w:szCs w:val="18"/>
+              </w:rPr>
+              <w:t xml:space="preserve">☐ Замечание</w:t>
+            </w:r>
+          </w:p>
+        </w:tc>
+        <w:tc>
+          <w:tcPr>
+            <w:tcW w:type="pct" w:w="16%"/>
+            <w:tcMar>
+              <w:top w:type="dxa" w:w="60"/>
+              <w:left w:type="dxa" w:w="100"/>
+              <w:bottom w:type="dxa" w:w="60"/>
+              <w:right w:type="dxa" w:w="100"/>
+            </w:tcMar>
+            <w:vAlign w:val="center"/>
+          </w:tcPr>
+          <w:p>
+            <w:pPr>
+              <w:spacing w:after="40"/>
+              <w:jc w:val="left"/>
+            </w:pPr>
+            <w:r>
+              <w:rPr>
+                <w:rFonts w:ascii="Times New Roman" w:cs="Times New Roman" w:eastAsia="Times New Roman" w:hAnsi="Times New Roman"/>
+                <w:b w:val="false"/>
+                <w:bCs w:val="false"/>
+                <w:i w:val="false"/>
+                <w:iCs w:val="false"/>
+                <w:color w:val="000000"/>
+                <w:sz w:val="20"/>
+                <w:szCs w:val="20"/>
+              </w:rPr>
+              <w:t xml:space="preserve"/>
+            </w:r>
+          </w:p>
+        </w:tc>
+      </w:tr>
+    </w:tbl>
+    <w:p>
+      <w:pPr>
+        <w:pStyle w:val="Heading1"/>
+        <w:keepNext/>
+        <w:spacing w:after="140" w:before="320"/>
+      </w:pPr>
+      <w:r>
+        <w:rPr>
+          <w:rFonts w:ascii="Times New Roman" w:cs="Times New Roman" w:eastAsia="Times New Roman" w:hAnsi="Times New Roman"/>
+          <w:b/>
+          <w:bCs/>
+          <w:i w:val="false"/>
+          <w:iCs w:val="false"/>
+          <w:color w:val="000000"/>
+          <w:sz w:val="26"/>
+          <w:szCs w:val="26"/>
+        </w:rPr>
+        <w:t xml:space="preserve">13. Общие требования</w:t>
+      </w:r>
+    </w:p>
+    <w:tbl>
+      <w:tblPr>
+        <w:tblW w:type="pct" w:w="100%"/>
+        <w:tblBorders>
+          <w:top w:val="single" w:color="8A94A6" w:sz="4"/>
+          <w:left w:val="single" w:color="8A94A6" w:sz="4"/>
+          <w:bottom w:val="single" w:color="8A94A6" w:sz="4"/>
+          <w:right w:val="single" w:color="8A94A6" w:sz="4"/>
+          <w:insideH w:val="single" w:color="C9D0DC" w:sz="2"/>
+          <w:insideV w:val="single" w:color="C9D0DC" w:sz="2"/>
+        </w:tblBorders>
+      </w:tblPr>
+      <w:tblGrid>
+        <w:gridCol w:w="527"/>
+        <w:gridCol w:w="2373"/>
+        <w:gridCol w:w="3339"/>
+        <w:gridCol w:w="1142"/>
+        <w:gridCol w:w="1406"/>
+      </w:tblGrid>
+      <w:tr>
+        <w:trPr>
+          <w:cantSplit/>
+          <w:tblHeader/>
+        </w:trPr>
+        <w:tc>
+          <w:tcPr>
+            <w:tcW w:type="pct" w:w="6%"/>
+            <w:shd w:fill="F1F5F9" w:val="clear"/>
+            <w:tcMar>
+              <w:top w:type="dxa" w:w="60"/>
+              <w:left w:type="dxa" w:w="100"/>
+              <w:bottom w:type="dxa" w:w="60"/>
+              <w:right w:type="dxa" w:w="100"/>
+            </w:tcMar>
+            <w:vAlign w:val="center"/>
+          </w:tcPr>
+          <w:p>
+            <w:pPr>
+              <w:spacing w:after="40"/>
+              <w:jc w:val="left"/>
+            </w:pPr>
+            <w:r>
+              <w:rPr>
+                <w:rFonts w:ascii="Times New Roman" w:cs="Times New Roman" w:eastAsia="Times New Roman" w:hAnsi="Times New Roman"/>
+                <w:b/>
+                <w:bCs/>
+                <w:i w:val="false"/>
+                <w:iCs w:val="false"/>
+                <w:color w:val="000000"/>
+                <w:sz w:val="20"/>
+                <w:szCs w:val="20"/>
+              </w:rPr>
+              <w:t xml:space="preserve">№</w:t>
+            </w:r>
+          </w:p>
+        </w:tc>
+        <w:tc>
+          <w:tcPr>
+            <w:tcW w:type="pct" w:w="27%"/>
+            <w:shd w:fill="F1F5F9" w:val="clear"/>
+            <w:tcMar>
+              <w:top w:type="dxa" w:w="60"/>
+              <w:left w:type="dxa" w:w="100"/>
+              <w:bottom w:type="dxa" w:w="60"/>
+              <w:right w:type="dxa" w:w="100"/>
+            </w:tcMar>
+            <w:vAlign w:val="center"/>
+          </w:tcPr>
+          <w:p>
+            <w:pPr>
+              <w:spacing w:after="40"/>
+              <w:jc w:val="left"/>
+            </w:pPr>
+            <w:r>
+              <w:rPr>
+                <w:rFonts w:ascii="Times New Roman" w:cs="Times New Roman" w:eastAsia="Times New Roman" w:hAnsi="Times New Roman"/>
+                <w:b/>
+                <w:bCs/>
+                <w:i w:val="false"/>
+                <w:iCs w:val="false"/>
+                <w:color w:val="000000"/>
+                <w:sz w:val="20"/>
+                <w:szCs w:val="20"/>
+              </w:rPr>
+              <w:t xml:space="preserve">Проверка</w:t>
+            </w:r>
+          </w:p>
+        </w:tc>
+        <w:tc>
+          <w:tcPr>
+            <w:tcW w:type="pct" w:w="38%"/>
+            <w:shd w:fill="F1F5F9" w:val="clear"/>
+            <w:tcMar>
+              <w:top w:type="dxa" w:w="60"/>
+              <w:left w:type="dxa" w:w="100"/>
+              <w:bottom w:type="dxa" w:w="60"/>
+              <w:right w:type="dxa" w:w="100"/>
+            </w:tcMar>
+            <w:vAlign w:val="center"/>
+          </w:tcPr>
+          <w:p>
+            <w:pPr>
+              <w:spacing w:after="40"/>
+              <w:jc w:val="left"/>
+            </w:pPr>
+            <w:r>
+              <w:rPr>
+                <w:rFonts w:ascii="Times New Roman" w:cs="Times New Roman" w:eastAsia="Times New Roman" w:hAnsi="Times New Roman"/>
+                <w:b/>
+                <w:bCs/>
+                <w:i w:val="false"/>
+                <w:iCs w:val="false"/>
+                <w:color w:val="000000"/>
+                <w:sz w:val="20"/>
+                <w:szCs w:val="20"/>
+              </w:rPr>
+              <w:t xml:space="preserve">Ожидаемый результат</w:t>
+            </w:r>
+          </w:p>
+        </w:tc>
+        <w:tc>
+          <w:tcPr>
+            <w:tcW w:type="pct" w:w="13%"/>
+            <w:shd w:fill="F1F5F9" w:val="clear"/>
+            <w:tcMar>
+              <w:top w:type="dxa" w:w="60"/>
+              <w:left w:type="dxa" w:w="100"/>
+              <w:bottom w:type="dxa" w:w="60"/>
+              <w:right w:type="dxa" w:w="100"/>
+            </w:tcMar>
+            <w:vAlign w:val="center"/>
+          </w:tcPr>
+          <w:p>
+            <w:pPr>
+              <w:spacing w:after="40"/>
+              <w:jc w:val="left"/>
+            </w:pPr>
+            <w:r>
+              <w:rPr>
+                <w:rFonts w:ascii="Times New Roman" w:cs="Times New Roman" w:eastAsia="Times New Roman" w:hAnsi="Times New Roman"/>
+                <w:b/>
+                <w:bCs/>
+                <w:i w:val="false"/>
+                <w:iCs w:val="false"/>
+                <w:color w:val="000000"/>
+                <w:sz w:val="20"/>
+                <w:szCs w:val="20"/>
+              </w:rPr>
+              <w:t xml:space="preserve">Статус</w:t>
+            </w:r>
+          </w:p>
+        </w:tc>
+        <w:tc>
+          <w:tcPr>
+            <w:tcW w:type="pct" w:w="16%"/>
+            <w:shd w:fill="F1F5F9" w:val="clear"/>
+            <w:tcMar>
+              <w:top w:type="dxa" w:w="60"/>
+              <w:left w:type="dxa" w:w="100"/>
+              <w:bottom w:type="dxa" w:w="60"/>
+              <w:right w:type="dxa" w:w="100"/>
+            </w:tcMar>
+            <w:vAlign w:val="center"/>
+          </w:tcPr>
+          <w:p>
+            <w:pPr>
+              <w:spacing w:after="40"/>
+              <w:jc w:val="left"/>
+            </w:pPr>
+            <w:r>
+              <w:rPr>
+                <w:rFonts w:ascii="Times New Roman" w:cs="Times New Roman" w:eastAsia="Times New Roman" w:hAnsi="Times New Roman"/>
+                <w:b/>
+                <w:bCs/>
+                <w:i w:val="false"/>
+                <w:iCs w:val="false"/>
+                <w:color w:val="000000"/>
+                <w:sz w:val="20"/>
+                <w:szCs w:val="20"/>
+              </w:rPr>
+              <w:t xml:space="preserve">Комментарий</w:t>
+            </w:r>
+          </w:p>
+        </w:tc>
+      </w:tr>
+      <w:tr>
+        <w:trPr>
+          <w:cantSplit/>
+        </w:trPr>
+        <w:tc>
+          <w:tcPr>
+            <w:tcW w:type="pct" w:w="6%"/>
+            <w:tcMar>
+              <w:top w:type="dxa" w:w="60"/>
+              <w:left w:type="dxa" w:w="100"/>
+              <w:bottom w:type="dxa" w:w="60"/>
+              <w:right w:type="dxa" w:w="100"/>
+            </w:tcMar>
+            <w:vAlign w:val="center"/>
+          </w:tcPr>
+          <w:p>
+            <w:pPr>
+              <w:spacing w:after="40"/>
+              <w:jc w:val="center"/>
+            </w:pPr>
+            <w:r>
+              <w:rPr>
+                <w:rFonts w:ascii="Times New Roman" w:cs="Times New Roman" w:eastAsia="Times New Roman" w:hAnsi="Times New Roman"/>
+                <w:b w:val="false"/>
+                <w:bCs w:val="false"/>
+                <w:i w:val="false"/>
+                <w:iCs w:val="false"/>
+                <w:color w:val="000000"/>
+                <w:sz w:val="20"/>
+                <w:szCs w:val="20"/>
+              </w:rPr>
+              <w:t xml:space="preserve">1</w:t>
+            </w:r>
+          </w:p>
+        </w:tc>
+        <w:tc>
+          <w:tcPr>
+            <w:tcW w:type="pct" w:w="27%"/>
+            <w:tcMar>
+              <w:top w:type="dxa" w:w="60"/>
+              <w:left w:type="dxa" w:w="100"/>
+              <w:bottom w:type="dxa" w:w="60"/>
+              <w:right w:type="dxa" w:w="100"/>
+            </w:tcMar>
+            <w:vAlign w:val="center"/>
+          </w:tcPr>
+          <w:p>
+            <w:pPr>
+              <w:spacing w:after="40"/>
+              <w:jc w:val="left"/>
+            </w:pPr>
+            <w:r>
+              <w:rPr>
+                <w:rFonts w:ascii="Times New Roman" w:cs="Times New Roman" w:eastAsia="Times New Roman" w:hAnsi="Times New Roman"/>
+                <w:b w:val="false"/>
+                <w:bCs w:val="false"/>
+                <w:i w:val="false"/>
+                <w:iCs w:val="false"/>
+                <w:color w:val="000000"/>
+                <w:sz w:val="20"/>
+                <w:szCs w:val="20"/>
+              </w:rPr>
+              <w:t xml:space="preserve">Оценить оформление интерфейса.</w:t>
+            </w:r>
+          </w:p>
+        </w:tc>
+        <w:tc>
+          <w:tcPr>
+            <w:tcW w:type="pct" w:w="38%"/>
+            <w:tcMar>
+              <w:top w:type="dxa" w:w="60"/>
+              <w:left w:type="dxa" w:w="100"/>
+              <w:bottom w:type="dxa" w:w="60"/>
+              <w:right w:type="dxa" w:w="100"/>
+            </w:tcMar>
+            <w:vAlign w:val="center"/>
+          </w:tcPr>
+          <w:p>
+            <w:pPr>
+              <w:spacing w:after="40"/>
+              <w:jc w:val="left"/>
+            </w:pPr>
+            <w:r>
+              <w:rPr>
+                <w:rFonts w:ascii="Times New Roman" w:cs="Times New Roman" w:eastAsia="Times New Roman" w:hAnsi="Times New Roman"/>
+                <w:b w:val="false"/>
+                <w:bCs w:val="false"/>
+                <w:i w:val="false"/>
+                <w:iCs w:val="false"/>
+                <w:color w:val="000000"/>
+                <w:sz w:val="20"/>
+                <w:szCs w:val="20"/>
+              </w:rPr>
+              <w:t xml:space="preserve">Корпоративная палитра брендбука (основной синий #194688, акцент #0196d2); оранжевые элементы 1С отсутствуют.</w:t>
+            </w:r>
+          </w:p>
+        </w:tc>
+        <w:tc>
+          <w:tcPr>
+            <w:tcW w:type="pct" w:w="13%"/>
+            <w:tcMar>
+              <w:top w:type="dxa" w:w="60"/>
+              <w:left w:type="dxa" w:w="100"/>
+              <w:bottom w:type="dxa" w:w="60"/>
+              <w:right w:type="dxa" w:w="100"/>
+            </w:tcMar>
+            <w:vAlign w:val="center"/>
+          </w:tcPr>
+          <w:p>
+            <w:pPr>
+              <w:keepNext w:val="false"/>
+              <w:spacing w:after="40" w:before="0"/>
+              <w:jc w:val="left"/>
+            </w:pPr>
+            <w:r>
+              <w:rPr>
+                <w:rFonts w:ascii="Times New Roman" w:cs="Times New Roman" w:eastAsia="Times New Roman" w:hAnsi="Times New Roman"/>
+                <w:b w:val="false"/>
+                <w:bCs w:val="false"/>
+                <w:i w:val="false"/>
+                <w:iCs w:val="false"/>
+                <w:color w:val="000000"/>
+                <w:sz w:val="18"/>
+                <w:szCs w:val="18"/>
+              </w:rPr>
+              <w:t xml:space="preserve">☐ Пройдено</w:t>
+            </w:r>
+          </w:p>
+          <w:p>
+            <w:pPr>
+              <w:keepNext w:val="false"/>
+              <w:spacing w:after="0" w:before="0"/>
+              <w:jc w:val="left"/>
+            </w:pPr>
+            <w:r>
+              <w:rPr>
+                <w:rFonts w:ascii="Times New Roman" w:cs="Times New Roman" w:eastAsia="Times New Roman" w:hAnsi="Times New Roman"/>
+                <w:b w:val="false"/>
+                <w:bCs w:val="false"/>
+                <w:i w:val="false"/>
+                <w:iCs w:val="false"/>
+                <w:color w:val="000000"/>
+                <w:sz w:val="18"/>
+                <w:szCs w:val="18"/>
+              </w:rPr>
+              <w:t xml:space="preserve">☐ Замечание</w:t>
+            </w:r>
+          </w:p>
+        </w:tc>
+        <w:tc>
+          <w:tcPr>
+            <w:tcW w:type="pct" w:w="16%"/>
+            <w:tcMar>
+              <w:top w:type="dxa" w:w="60"/>
+              <w:left w:type="dxa" w:w="100"/>
+              <w:bottom w:type="dxa" w:w="60"/>
+              <w:right w:type="dxa" w:w="100"/>
+            </w:tcMar>
+            <w:vAlign w:val="center"/>
+          </w:tcPr>
+          <w:p>
+            <w:pPr>
+              <w:spacing w:after="40"/>
+              <w:jc w:val="left"/>
+            </w:pPr>
+            <w:r>
+              <w:rPr>
+                <w:rFonts w:ascii="Times New Roman" w:cs="Times New Roman" w:eastAsia="Times New Roman" w:hAnsi="Times New Roman"/>
+                <w:b w:val="false"/>
+                <w:bCs w:val="false"/>
+                <w:i w:val="false"/>
+                <w:iCs w:val="false"/>
+                <w:color w:val="000000"/>
+                <w:sz w:val="20"/>
+                <w:szCs w:val="20"/>
+              </w:rPr>
+              <w:t xml:space="preserve"/>
+            </w:r>
+          </w:p>
+        </w:tc>
+      </w:tr>
+      <w:tr>
+        <w:trPr>
+          <w:cantSplit/>
+        </w:trPr>
+        <w:tc>
+          <w:tcPr>
+            <w:tcW w:type="pct" w:w="6%"/>
+            <w:tcMar>
+              <w:top w:type="dxa" w:w="60"/>
+              <w:left w:type="dxa" w:w="100"/>
+              <w:bottom w:type="dxa" w:w="60"/>
+              <w:right w:type="dxa" w:w="100"/>
+            </w:tcMar>
+            <w:vAlign w:val="center"/>
+          </w:tcPr>
+          <w:p>
+            <w:pPr>
+              <w:spacing w:after="40"/>
+              <w:jc w:val="center"/>
+            </w:pPr>
+            <w:r>
+              <w:rPr>
+                <w:rFonts w:ascii="Times New Roman" w:cs="Times New Roman" w:eastAsia="Times New Roman" w:hAnsi="Times New Roman"/>
+                <w:b w:val="false"/>
+                <w:bCs w:val="false"/>
+                <w:i w:val="false"/>
+                <w:iCs w:val="false"/>
+                <w:color w:val="000000"/>
+                <w:sz w:val="20"/>
+                <w:szCs w:val="20"/>
+              </w:rPr>
+              <w:t xml:space="preserve">2</w:t>
+            </w:r>
+          </w:p>
+        </w:tc>
+        <w:tc>
+          <w:tcPr>
+            <w:tcW w:type="pct" w:w="27%"/>
+            <w:tcMar>
+              <w:top w:type="dxa" w:w="60"/>
+              <w:left w:type="dxa" w:w="100"/>
+              <w:bottom w:type="dxa" w:w="60"/>
+              <w:right w:type="dxa" w:w="100"/>
+            </w:tcMar>
+            <w:vAlign w:val="center"/>
+          </w:tcPr>
+          <w:p>
+            <w:pPr>
+              <w:spacing w:after="40"/>
+              <w:jc w:val="left"/>
+            </w:pPr>
+            <w:r>
+              <w:rPr>
+                <w:rFonts w:ascii="Times New Roman" w:cs="Times New Roman" w:eastAsia="Times New Roman" w:hAnsi="Times New Roman"/>
+                <w:b w:val="false"/>
+                <w:bCs w:val="false"/>
+                <w:i w:val="false"/>
+                <w:iCs w:val="false"/>
+                <w:color w:val="000000"/>
+                <w:sz w:val="20"/>
+                <w:szCs w:val="20"/>
+              </w:rPr>
+              <w:t xml:space="preserve">Сузить окно браузера до ширины телефона (≈390 px) или открыть с мобильного устройства.</w:t>
+            </w:r>
+          </w:p>
+        </w:tc>
+        <w:tc>
+          <w:tcPr>
+            <w:tcW w:type="pct" w:w="38%"/>
+            <w:tcMar>
+              <w:top w:type="dxa" w:w="60"/>
+              <w:left w:type="dxa" w:w="100"/>
+              <w:bottom w:type="dxa" w:w="60"/>
+              <w:right w:type="dxa" w:w="100"/>
+            </w:tcMar>
+            <w:vAlign w:val="center"/>
+          </w:tcPr>
+          <w:p>
+            <w:pPr>
+              <w:spacing w:after="40"/>
+              <w:jc w:val="left"/>
+            </w:pPr>
+            <w:r>
+              <w:rPr>
+                <w:rFonts w:ascii="Times New Roman" w:cs="Times New Roman" w:eastAsia="Times New Roman" w:hAnsi="Times New Roman"/>
+                <w:b w:val="false"/>
+                <w:bCs w:val="false"/>
+                <w:i w:val="false"/>
+                <w:iCs w:val="false"/>
+                <w:color w:val="000000"/>
+                <w:sz w:val="20"/>
+                <w:szCs w:val="20"/>
+              </w:rPr>
+              <w:t xml:space="preserve">Включается мобильный режим (mobile-first): нижняя навигация вместо боковой панели, карточки вместо таблиц, формы — нижние листы; контент не уходит в горизонтальный скролл.</w:t>
             </w:r>
           </w:p>
         </w:tc>
@@ -14870,7 +17067,7 @@
                 <w:sz w:val="21"/>
                 <w:szCs w:val="21"/>
               </w:rPr>
-              <w:t xml:space="preserve">64</w:t>
+              <w:t xml:space="preserve">75</w:t>
             </w:r>
           </w:p>
         </w:tc>
